--- a/Maria_Paul_T_CV_Latest.docx
+++ b/Maria_Paul_T_CV_Latest.docx
@@ -74,7 +74,7 @@
                     <pic:cNvPicPr/>
                   </pic:nvPicPr>
                   <pic:blipFill>
-                    <a:blip r:embed="rId5"/>
+                    <a:blip r:embed="rId6"/>
                     <a:stretch>
                       <a:fillRect/>
                     </a:stretch>
@@ -111,6 +111,7 @@
       <w:r>
         <w:t xml:space="preserve">Ernakulam, Kerala | +9194007053 63 | mariapt.mds2024@cmi.ac.in| </w:t>
       </w:r>
+      <w:proofErr w:type="spellStart"/>
       <w:r>
         <w:rPr>
           <w:color w:val="0562C1"/>
@@ -118,6 +119,7 @@
         </w:rPr>
         <w:t>linkedin</w:t>
       </w:r>
+      <w:proofErr w:type="spellEnd"/>
       <w:r>
         <w:rPr>
           <w:color w:val="0562C1"/>
@@ -127,6 +129,7 @@
       <w:r>
         <w:t xml:space="preserve">| </w:t>
       </w:r>
+      <w:proofErr w:type="spellStart"/>
       <w:r>
         <w:rPr>
           <w:color w:val="0562C1"/>
@@ -134,9 +137,20 @@
         </w:rPr>
         <w:t>github</w:t>
       </w:r>
+      <w:proofErr w:type="spellEnd"/>
       <w:r>
         <w:t xml:space="preserve"> </w:t>
       </w:r>
+    </w:p>
+    <w:p>
+      <w:pPr>
+        <w:ind w:left="168" w:right="1116"/>
+      </w:pPr>
+    </w:p>
+    <w:p>
+      <w:pPr>
+        <w:ind w:left="168" w:right="1116"/>
+      </w:pPr>
     </w:p>
     <w:p>
       <w:pPr>
@@ -272,56 +286,48 @@
     </w:p>
     <w:p>
       <w:pPr>
-        <w:ind w:left="168" w:right="1116"/>
-      </w:pPr>
-      <w:r>
-        <w:t xml:space="preserve">Master’s student gaining proficiency &amp; building skills in the field of Data Science Prior background in Computer Science and Engineering. </w:t>
-      </w:r>
-    </w:p>
-    <w:p>
-      <w:pPr>
-        <w:ind w:left="168" w:right="1116"/>
-      </w:pPr>
-      <w:r>
-        <w:t xml:space="preserve">Looking  for </w:t>
-      </w:r>
-      <w:r>
-        <w:t xml:space="preserve">Data Science and Machine Learning Based Roles. </w:t>
-      </w:r>
-    </w:p>
-    <w:p>
-      <w:pPr>
-        <w:ind w:left="168" w:right="1116"/>
-      </w:pPr>
-    </w:p>
-    <w:p>
-      <w:pPr>
-        <w:ind w:left="168" w:right="1116"/>
-      </w:pPr>
-      <w:r>
-        <w:t xml:space="preserve">For details on the </w:t>
-      </w:r>
-      <w:r>
-        <w:t>projects, I worked on</w:t>
-      </w:r>
-      <w:r>
-        <w:t>,</w:t>
-      </w:r>
-      <w:r>
-        <w:t xml:space="preserve"> </w:t>
-      </w:r>
-      <w:r>
-        <w:t>check out github.com/intagliated</w:t>
-      </w:r>
-    </w:p>
-    <w:p>
-      <w:pPr>
         <w:spacing w:after="0" w:line="259" w:lineRule="auto"/>
         <w:ind w:left="0" w:firstLine="0"/>
       </w:pPr>
       <w:r>
+        <w:t xml:space="preserve">Master’s student in Data Science at Chennai Mathematical Institute with a strong foundation in Computer Science and Engineering. Experienced in developing LLM-powered pipelines. </w:t>
+      </w:r>
+      <w:r>
+        <w:t>P</w:t>
+      </w:r>
+      <w:r>
+        <w:t xml:space="preserve">roven ability to bridge research and production through </w:t>
+      </w:r>
+    </w:p>
+    <w:p>
+      <w:pPr>
+        <w:spacing w:after="0" w:line="259" w:lineRule="auto"/>
+        <w:ind w:left="0" w:firstLine="0"/>
+      </w:pPr>
+      <w:r>
+        <w:t>open-source contributions and end-to-end model deployment.</w:t>
+      </w:r>
+      <w:r>
         <w:t xml:space="preserve"> </w:t>
       </w:r>
+      <w:r>
+        <w:t>Seeking Data Science and Machine Learning roles</w:t>
+      </w:r>
+      <w:r>
+        <w:t>.</w:t>
+      </w:r>
+    </w:p>
+    <w:p>
+      <w:pPr>
+        <w:spacing w:after="0" w:line="259" w:lineRule="auto"/>
+        <w:ind w:left="0" w:firstLine="0"/>
+      </w:pPr>
+    </w:p>
+    <w:p>
+      <w:pPr>
+        <w:spacing w:after="0" w:line="259" w:lineRule="auto"/>
+        <w:ind w:left="0" w:firstLine="0"/>
+      </w:pPr>
     </w:p>
     <w:p>
       <w:pPr>
@@ -508,10 +514,7 @@
         <w:ind w:left="0" w:firstLine="0"/>
       </w:pPr>
       <w:r>
-        <w:t xml:space="preserve">  </w:t>
-      </w:r>
-      <w:r>
-        <w:t>EXPIERENCE</w:t>
+        <w:t xml:space="preserve">  EXPIERENCE</w:t>
       </w:r>
       <w:r>
         <w:rPr>
@@ -633,64 +636,48 @@
       <w:r>
         <w:t xml:space="preserve">    </w:t>
       </w:r>
+      <w:r>
+        <w:rPr>
+          <w:b/>
+          <w:bCs/>
+        </w:rPr>
+        <w:t>Research Intern</w:t>
+      </w:r>
+      <w:r>
+        <w:t xml:space="preserve"> | </w:t>
+      </w:r>
+      <w:r>
+        <w:rPr>
+          <w:b/>
+        </w:rPr>
+        <w:t>IIT Jammu</w:t>
+      </w:r>
+      <w:r>
+        <w:rPr>
+          <w:i/>
+          <w:iCs/>
+        </w:rPr>
+        <w:t xml:space="preserve"> )</w:t>
+      </w:r>
+      <w:r>
+        <w:t xml:space="preserve"> | Jun 2026 – Present</w:t>
+      </w:r>
     </w:p>
     <w:p>
       <w:pPr>
         <w:spacing w:after="1" w:line="257" w:lineRule="auto"/>
-        <w:ind w:left="-5" w:right="713"/>
-      </w:pPr>
+        <w:ind w:left="10" w:right="713"/>
+      </w:pPr>
+      <w:r>
+        <w:t xml:space="preserve">         </w:t>
+      </w:r>
       <w:r>
         <w:t xml:space="preserve">   </w:t>
       </w:r>
       <w:r>
-        <w:rPr>
-          <w:b/>
-          <w:bCs/>
-        </w:rPr>
-        <w:t> </w:t>
-      </w:r>
-      <w:r>
-        <w:rPr>
-          <w:b/>
-          <w:bCs/>
-        </w:rPr>
-        <w:t xml:space="preserve"> AI Research  Intern</w:t>
-      </w:r>
-      <w:r>
-        <w:rPr>
-          <w:b/>
-          <w:bCs/>
-        </w:rPr>
-        <w:t xml:space="preserve"> , IIT Jammu |  June  2026- </w:t>
-      </w:r>
-      <w:r>
-        <w:rPr>
-          <w:b/>
-          <w:bCs/>
-        </w:rPr>
         <w:t xml:space="preserve"> </w:t>
       </w:r>
-      <w:r>
-        <w:rPr>
-          <w:b/>
-          <w:bCs/>
-        </w:rPr>
-        <w:t>Present </w:t>
-      </w:r>
-    </w:p>
-    <w:p>
-      <w:pPr>
-        <w:spacing w:after="1" w:line="257" w:lineRule="auto"/>
-        <w:ind w:left="-5" w:right="713"/>
-      </w:pPr>
-      <w:r>
-        <w:rPr>
-          <w:b/>
-          <w:bCs/>
-        </w:rPr>
-        <w:t>               </w:t>
-      </w:r>
-      <w:hyperlink r:id="rId6" w:history="1">
+      <w:hyperlink r:id="rId7" w:history="1">
         <w:r>
           <w:rPr>
             <w:rStyle w:val="Hyperlink"/>
@@ -705,295 +692,208 @@
       <w:pPr>
         <w:numPr>
           <w:ilvl w:val="0"/>
-          <w:numId w:val="9"/>
+          <w:numId w:val="19"/>
+        </w:numPr>
+        <w:spacing w:after="0" w:line="259" w:lineRule="auto"/>
+      </w:pPr>
+      <w:r>
+        <w:rPr>
+          <w:b/>
+          <w:bCs/>
+        </w:rPr>
+        <w:t>Synthia (Synthetic Data Generation Pipeline):</w:t>
+      </w:r>
+      <w:r>
+        <w:t xml:space="preserve"> </w:t>
+      </w:r>
+      <w:r>
+        <w:t xml:space="preserve"> </w:t>
+      </w:r>
+      <w:r>
+        <w:t>Optimised</w:t>
+      </w:r>
+      <w:r>
+        <w:t xml:space="preserve"> </w:t>
+      </w:r>
+      <w:r>
+        <w:t xml:space="preserve"> a Python pipeline to generate instruction fine-tuning data (context, instruction, response triples) from raw text documents using self-hosted LLMs.</w:t>
+      </w:r>
+    </w:p>
+    <w:p>
+      <w:pPr>
+        <w:numPr>
+          <w:ilvl w:val="0"/>
+          <w:numId w:val="19"/>
+        </w:numPr>
+        <w:spacing w:after="0" w:line="259" w:lineRule="auto"/>
+        <w:ind w:right="1314"/>
+      </w:pPr>
+      <w:r>
+        <w:t>Configured and validated the local development environment, establishing secure connectivity to MIRA's private GPU inference cluster via Tailscale VPN.</w:t>
+      </w:r>
+    </w:p>
+    <w:p>
+      <w:pPr>
+        <w:numPr>
+          <w:ilvl w:val="0"/>
+          <w:numId w:val="19"/>
+        </w:numPr>
+        <w:spacing w:after="0" w:line="259" w:lineRule="auto"/>
+      </w:pPr>
+      <w:r>
+        <w:rPr>
+          <w:b/>
+          <w:bCs/>
+        </w:rPr>
+        <w:t>Gaperon (Multilingual Text Quality Classifier):</w:t>
+      </w:r>
+      <w:r>
+        <w:t xml:space="preserve"> </w:t>
+      </w:r>
+      <w:r>
+        <w:t xml:space="preserve"> </w:t>
+      </w:r>
+      <w:r>
+        <w:t>Optimised</w:t>
+      </w:r>
+      <w:r>
+        <w:t xml:space="preserve"> </w:t>
+      </w:r>
+      <w:r>
+        <w:t xml:space="preserve"> a classification system using </w:t>
+      </w:r>
+      <w:r>
+        <w:t xml:space="preserve">                                                </w:t>
+      </w:r>
+      <w:r>
+        <w:t xml:space="preserve">jhu-clsp/mmBERT-base with 6 independent heads to evaluate text quality (clarity, coherence, depth, grammar, </w:t>
+      </w:r>
+      <w:r>
+        <w:t xml:space="preserve"> </w:t>
+      </w:r>
+      <w:r>
+        <w:t>usefulness, overall) across English, Hindi, and Tamil.</w:t>
+      </w:r>
+    </w:p>
+    <w:p>
+      <w:pPr>
+        <w:numPr>
+          <w:ilvl w:val="0"/>
+          <w:numId w:val="19"/>
+        </w:numPr>
+        <w:spacing w:after="0" w:line="259" w:lineRule="auto"/>
+      </w:pPr>
+      <w:r>
+        <w:t xml:space="preserve">Built an end-to-end workflow using SkyPilot and HuggingFace Hub for dataset streaming, checkpoint versioning, </w:t>
+      </w:r>
+      <w:r>
+        <w:t xml:space="preserve">           </w:t>
+      </w:r>
+      <w:r>
+        <w:t>and seamless model promotion across branches.</w:t>
+      </w:r>
+    </w:p>
+    <w:p>
+      <w:pPr>
+        <w:spacing w:after="0" w:line="259" w:lineRule="auto"/>
+        <w:ind w:left="0" w:firstLine="0"/>
+      </w:pPr>
+    </w:p>
+    <w:p>
+      <w:pPr>
+        <w:spacing w:after="1" w:line="257" w:lineRule="auto"/>
+        <w:ind w:left="-5" w:right="713"/>
+      </w:pPr>
+      <w:r>
+        <w:t xml:space="preserve">   </w:t>
+      </w:r>
+    </w:p>
+    <w:p>
+      <w:pPr>
+        <w:spacing w:after="1" w:line="257" w:lineRule="auto"/>
+        <w:ind w:left="-5" w:right="713"/>
+      </w:pPr>
+      <w:r>
+        <w:rPr>
+          <w:b/>
+        </w:rPr>
+        <w:t xml:space="preserve">    Research Intern, S3 Labs, IIT Bhilai  | May 2025- July 2025  </w:t>
+      </w:r>
+    </w:p>
+    <w:p>
+      <w:pPr>
+        <w:numPr>
+          <w:ilvl w:val="0"/>
+          <w:numId w:val="20"/>
         </w:numPr>
         <w:spacing w:after="1" w:line="257" w:lineRule="auto"/>
         <w:ind w:right="713"/>
+      </w:pPr>
+      <w:r>
         <w:rPr>
           <w:b/>
           <w:bCs/>
         </w:rPr>
-      </w:pPr>
-      <w:r>
-        <w:rPr>
-          <w:b/>
-          <w:bCs/>
-        </w:rPr>
-        <w:t xml:space="preserve">Synthia - Synthetic Data Generation Pipeline </w:t>
-      </w:r>
-    </w:p>
-    <w:p>
-      <w:pPr>
-        <w:spacing w:after="1" w:line="257" w:lineRule="auto"/>
-        <w:ind w:left="720" w:right="713" w:firstLine="0"/>
-      </w:pPr>
-      <w:r>
-        <w:t>Worked on  a Python pipeline for generating instruction fine-tuning data (context, instruction, response triples) from raw text documents using self-hosted LLMs</w:t>
-      </w:r>
-    </w:p>
-    <w:p>
-      <w:pPr>
-        <w:spacing w:after="1" w:line="257" w:lineRule="auto"/>
-        <w:ind w:left="720" w:right="713" w:firstLine="0"/>
-      </w:pPr>
-      <w:r>
-        <w:t>Set up and validated the local development environment, connecting to MIRA's private GPU inference cluster over Tailscale VPN.</w:t>
-      </w:r>
-    </w:p>
-    <w:p>
-      <w:pPr>
-        <w:spacing w:after="1" w:line="257" w:lineRule="auto"/>
-        <w:ind w:left="720" w:right="713" w:firstLine="0"/>
-      </w:pPr>
-      <w:r>
-        <w:t>Mentor :  Parth Iyer, CMI</w:t>
-      </w:r>
-    </w:p>
-    <w:p>
-      <w:pPr>
-        <w:spacing w:after="1" w:line="257" w:lineRule="auto"/>
-        <w:ind w:left="720" w:right="713" w:firstLine="0"/>
-      </w:pPr>
-    </w:p>
-    <w:p>
-      <w:pPr>
-        <w:pStyle w:val="ListParagraph"/>
+        <w:t>Technical Image Understanding:</w:t>
+      </w:r>
+      <w:r>
+        <w:t xml:space="preserve"> Evaluated LLM inference capabilities on Packet, Sequence, and State Diagrams by converting Mermaid Code Diagrams and hand-drawn images into structured representations.</w:t>
+      </w:r>
+    </w:p>
+    <w:p>
+      <w:pPr>
         <w:numPr>
           <w:ilvl w:val="0"/>
-          <w:numId w:val="9"/>
+          <w:numId w:val="20"/>
         </w:numPr>
         <w:spacing w:after="1" w:line="257" w:lineRule="auto"/>
         <w:ind w:right="713"/>
+      </w:pPr>
+      <w:r>
         <w:rPr>
           <w:b/>
           <w:bCs/>
         </w:rPr>
-      </w:pPr>
-      <w:r>
-        <w:rPr>
-          <w:b/>
-          <w:bCs/>
-        </w:rPr>
-        <w:t>Gaperon - Multilingual Text Quality Classifier</w:t>
-      </w:r>
-    </w:p>
-    <w:p>
-      <w:pPr>
-        <w:spacing w:after="1" w:line="257" w:lineRule="auto"/>
-        <w:ind w:left="720" w:right="713" w:firstLine="0"/>
-      </w:pPr>
-      <w:r>
-        <w:t xml:space="preserve"> Worked on a project using </w:t>
-      </w:r>
-      <w:r>
-        <w:t xml:space="preserve"> jhu-clsp/mmBERT-base with 6 independent classification heads to predict text quality (clarity, coherence, depth, grammar, usefulness, overall) across English, Hindi, and Tamil</w:t>
-      </w:r>
-    </w:p>
-    <w:p>
-      <w:pPr>
-        <w:spacing w:after="1" w:line="257" w:lineRule="auto"/>
-        <w:ind w:left="720" w:right="713" w:firstLine="0"/>
-      </w:pPr>
-      <w:r>
-        <w:t xml:space="preserve"> </w:t>
-      </w:r>
-      <w:r>
-        <w:t xml:space="preserve">Set up end-to-end  pipeline using SkyPilot </w:t>
-      </w:r>
-      <w:r>
-        <w:t xml:space="preserve"> </w:t>
-      </w:r>
-      <w:r>
-        <w:t>with HuggingFace Hub integration for dataset streaming, checkpoint versioning, and model promotion across branches</w:t>
-      </w:r>
-    </w:p>
-    <w:p>
-      <w:pPr>
-        <w:spacing w:after="1" w:line="257" w:lineRule="auto"/>
-        <w:ind w:left="720" w:right="713" w:firstLine="0"/>
-      </w:pPr>
-      <w:r>
-        <w:t>Mentor: Samarth Ramesh, CMI</w:t>
-      </w:r>
-    </w:p>
-    <w:p>
-      <w:pPr>
-        <w:spacing w:after="1" w:line="257" w:lineRule="auto"/>
-        <w:ind w:left="720" w:right="713" w:firstLine="0"/>
-      </w:pPr>
-    </w:p>
-    <w:p>
-      <w:pPr>
-        <w:spacing w:after="1" w:line="257" w:lineRule="auto"/>
-        <w:ind w:left="-5" w:right="713"/>
-      </w:pPr>
-      <w:r>
-        <w:t xml:space="preserve">   </w:t>
-      </w:r>
-    </w:p>
-    <w:p>
-      <w:pPr>
-        <w:spacing w:after="1" w:line="257" w:lineRule="auto"/>
-        <w:ind w:left="-5" w:right="713"/>
-      </w:pPr>
-      <w:r>
-        <w:rPr>
-          <w:b/>
-        </w:rPr>
-        <w:t xml:space="preserve">   </w:t>
-      </w:r>
-      <w:r>
-        <w:rPr>
-          <w:b/>
-        </w:rPr>
-        <w:t xml:space="preserve"> </w:t>
-      </w:r>
-      <w:r>
-        <w:rPr>
-          <w:b/>
-        </w:rPr>
-        <w:t xml:space="preserve">AI Research Intern, S3 Labs, IIT Bhilai  | May 2025- July 2025  </w:t>
-      </w:r>
-    </w:p>
-    <w:p>
-      <w:pPr>
-        <w:pStyle w:val="ListParagraph"/>
+        <w:t>Legal Infographic Generation:</w:t>
+      </w:r>
+      <w:r>
+        <w:t xml:space="preserve"> Prototyped an LLM-powered application using LangChain to automate the extraction and visualization of key arguments and timelines from complex legal documents.</w:t>
+      </w:r>
+    </w:p>
+    <w:p>
+      <w:pPr>
         <w:numPr>
-          <w:ilvl w:val="1"/>
-          <w:numId w:val="9"/>
+          <w:ilvl w:val="0"/>
+          <w:numId w:val="20"/>
         </w:numPr>
         <w:spacing w:after="1" w:line="257" w:lineRule="auto"/>
         <w:ind w:right="713"/>
       </w:pPr>
       <w:r>
-        <w:rPr>
-          <w:b/>
-        </w:rPr>
-        <w:t>Technical Image Understanding</w:t>
-      </w:r>
-      <w:r>
-        <w:t xml:space="preserve">  </w:t>
-      </w:r>
-    </w:p>
-    <w:p>
-      <w:pPr>
-        <w:spacing w:after="0" w:line="259" w:lineRule="auto"/>
-        <w:ind w:left="720" w:firstLine="0"/>
-      </w:pPr>
-      <w:r>
-        <w:t xml:space="preserve">             </w:t>
-      </w:r>
-      <w:r>
-        <w:t xml:space="preserve">Evaluating how Packet Diagrams, Sequence Diagrams, State Diagrams, etc are inferenced using LLM’s through </w:t>
-      </w:r>
-    </w:p>
-    <w:p>
-      <w:pPr>
-        <w:spacing w:after="0" w:line="259" w:lineRule="auto"/>
-        <w:ind w:left="720" w:firstLine="0"/>
-      </w:pPr>
-      <w:r>
-        <w:t xml:space="preserve">             </w:t>
-      </w:r>
-      <w:r>
-        <w:t>Mermaid Code Diagrams and hand-drawn images</w:t>
-      </w:r>
-    </w:p>
-    <w:p>
-      <w:pPr>
-        <w:spacing w:after="0" w:line="259" w:lineRule="auto"/>
-        <w:ind w:left="720" w:firstLine="0"/>
-      </w:pPr>
-    </w:p>
-    <w:p>
-      <w:pPr>
-        <w:pStyle w:val="ListParagraph"/>
-        <w:numPr>
-          <w:ilvl w:val="1"/>
-          <w:numId w:val="9"/>
-        </w:numPr>
+        <w:t xml:space="preserve">Conducted comprehensive literature reviews on LLM applicability in the legal domain, utilizing </w:t>
+      </w:r>
+      <w:r>
+        <w:t xml:space="preserve">                            </w:t>
+      </w:r>
+      <w:r>
+        <w:t>the IL-TUR dataset (IIT Kanpur) for experimentation.</w:t>
+      </w:r>
+    </w:p>
+    <w:p>
+      <w:pPr>
         <w:spacing w:after="1" w:line="257" w:lineRule="auto"/>
         <w:ind w:right="713"/>
       </w:pPr>
-      <w:r>
-        <w:rPr>
-          <w:b/>
-        </w:rPr>
-        <w:t xml:space="preserve">Legal Infographic Generation  </w:t>
-      </w:r>
-    </w:p>
-    <w:p>
-      <w:pPr>
-        <w:ind w:left="730" w:right="1116"/>
-      </w:pPr>
-      <w:r>
-        <w:t xml:space="preserve">             </w:t>
-      </w:r>
-      <w:r>
-        <w:t xml:space="preserve">LLM-powered application to automate infographic generation for legal documents. </w:t>
-      </w:r>
-    </w:p>
-    <w:p>
-      <w:pPr>
-        <w:ind w:left="1390" w:right="1116"/>
-      </w:pPr>
-      <w:r>
-        <w:t xml:space="preserve">Conducted Research Paper Analysis on the Applicability of LLM’s in the Legal Domain. </w:t>
-      </w:r>
-    </w:p>
-    <w:p>
-      <w:pPr>
-        <w:ind w:left="1390" w:right="1116"/>
-      </w:pPr>
-      <w:r>
-        <w:t xml:space="preserve">Experimented with Multiple LLM’s and developed trial protypes for generating infographics such as time-lines, key arguments,etc for the legal domain. </w:t>
-      </w:r>
     </w:p>
     <w:p>
       <w:pPr>
         <w:spacing w:after="1" w:line="257" w:lineRule="auto"/>
-        <w:ind w:left="655" w:right="713"/>
-        <w:rPr>
+        <w:ind w:left="10" w:right="713"/>
+        <w:rPr>
+          <w:b/>
           <w:bCs/>
         </w:rPr>
       </w:pPr>
-      <w:r>
-        <w:rPr>
-          <w:b/>
-        </w:rPr>
-        <w:t xml:space="preserve">             </w:t>
-      </w:r>
-      <w:r>
-        <w:rPr>
-          <w:bCs/>
-        </w:rPr>
-        <w:t xml:space="preserve">Technology: LangChain, GenAI, Hugging Face  </w:t>
-      </w:r>
-    </w:p>
-    <w:p>
-      <w:pPr>
-        <w:ind w:left="1390" w:right="1116"/>
-      </w:pPr>
-      <w:r>
-        <w:t xml:space="preserve">Dataset: IL-TUR (Exploration Lab, IIT Kanpur)  </w:t>
-      </w:r>
-    </w:p>
-    <w:p>
-      <w:pPr>
-        <w:ind w:left="1390" w:right="1116"/>
-      </w:pPr>
-      <w:r>
-        <w:t xml:space="preserve">Supervisor: Gagan Raj Gupta, Department of Computer Science and Engineering.  </w:t>
-      </w:r>
-    </w:p>
-    <w:p>
-      <w:pPr>
-        <w:spacing w:after="0" w:line="259" w:lineRule="auto"/>
-        <w:ind w:left="1380" w:firstLine="0"/>
-      </w:pPr>
-      <w:r>
-        <w:t xml:space="preserve"> </w:t>
-      </w:r>
     </w:p>
     <w:p>
       <w:pPr>
@@ -1003,17 +903,10 @@
     </w:p>
     <w:p>
       <w:pPr>
-        <w:spacing w:after="0" w:line="259" w:lineRule="auto"/>
-        <w:ind w:left="0" w:firstLine="0"/>
-      </w:pPr>
-    </w:p>
-    <w:p>
-      <w:pPr>
         <w:pStyle w:val="Heading1"/>
         <w:ind w:left="10"/>
       </w:pPr>
       <w:r>
-        <w:lastRenderedPageBreak/>
         <w:t xml:space="preserve">  PROJECTS</w:t>
       </w:r>
       <w:r>
@@ -1127,92 +1020,576 @@
           </mc:Fallback>
         </mc:AlternateContent>
       </w:r>
+      <w:r>
+        <w:rPr>
+          <w:b/>
+          <w:bCs/>
+        </w:rPr>
+        <w:t xml:space="preserve"> </w:t>
+      </w:r>
+      <w:r>
+        <w:rPr>
+          <w:b/>
+          <w:bCs/>
+        </w:rPr>
+        <w:t xml:space="preserve"> Dyanamic  </w:t>
+      </w:r>
+      <w:r>
+        <w:rPr>
+          <w:b/>
+          <w:bCs/>
+        </w:rPr>
+        <w:t>Reflections: Probing Video Representations with Text Alignment</w:t>
+      </w:r>
+      <w:r>
+        <w:rPr>
+          <w:b/>
+          <w:bCs/>
+        </w:rPr>
+        <w:t xml:space="preserve"> </w:t>
+      </w:r>
+      <w:r>
+        <w:rPr>
+          <w:b/>
+          <w:bCs/>
+        </w:rPr>
+        <w:t>| June 2026</w:t>
+      </w:r>
+    </w:p>
+    <w:p>
+      <w:pPr>
+        <w:numPr>
+          <w:ilvl w:val="0"/>
+          <w:numId w:val="26"/>
+        </w:numPr>
+        <w:ind w:right="1116"/>
+        <w:rPr>
+          <w:bCs/>
+        </w:rPr>
+      </w:pPr>
+      <w:r>
+        <w:rPr>
+          <w:bCs/>
+        </w:rPr>
+        <w:t>Partnered with a teammate to evaluate and present cutting-edge research on multimodal video-text representation alignment and spatio-temporal semantics for the "Introduction to Generative Intelligence" course at CMI.</w:t>
+      </w:r>
+    </w:p>
+    <w:p>
+      <w:pPr>
+        <w:numPr>
+          <w:ilvl w:val="0"/>
+          <w:numId w:val="26"/>
+        </w:numPr>
+        <w:ind w:right="1116"/>
+        <w:rPr>
+          <w:color w:val="1D1D1F"/>
+        </w:rPr>
+      </w:pPr>
+      <w:r>
+        <w:rPr>
+          <w:bCs/>
+        </w:rPr>
+        <w:t>Explored accompanying Jupyter Notebook implementations of zero-shot probing techniques and analyzed cross-modal semantic alignment methodologies, culminating in a comprehensive technical presentation of the findings</w:t>
+      </w:r>
+      <w:r>
+        <w:rPr>
+          <w:rStyle w:val="qwen-markdown-text"/>
+          <w:color w:val="1D1D1F"/>
+          <w:bdr w:val="single" w:sz="2" w:space="0" w:color="E3E3E3" w:frame="1"/>
+        </w:rPr>
+        <w:t>.</w:t>
+      </w:r>
+    </w:p>
+    <w:p>
+      <w:pPr>
+        <w:ind w:left="720" w:right="1116" w:firstLine="0"/>
+      </w:pPr>
+      <w:r>
+        <w:t>.</w:t>
+      </w:r>
+    </w:p>
+    <w:p>
+      <w:pPr>
+        <w:ind w:left="0" w:right="1116" w:firstLine="0"/>
+        <w:rPr>
+          <w:b/>
+          <w:bCs/>
+        </w:rPr>
+      </w:pPr>
+    </w:p>
+    <w:p>
+      <w:pPr>
+        <w:ind w:left="0" w:right="1116" w:firstLine="0"/>
+        <w:rPr>
+          <w:b/>
+          <w:bCs/>
+        </w:rPr>
+      </w:pPr>
+    </w:p>
+    <w:p>
+      <w:pPr>
+        <w:ind w:left="0" w:right="1116" w:firstLine="0"/>
+        <w:rPr>
+          <w:b/>
+          <w:bCs/>
+        </w:rPr>
+      </w:pPr>
+      <w:r>
+        <w:rPr>
+          <w:b/>
+          <w:bCs/>
+        </w:rPr>
+        <w:t xml:space="preserve"> </w:t>
+      </w:r>
+      <w:r>
+        <w:rPr>
+          <w:b/>
+          <w:bCs/>
+        </w:rPr>
+        <w:t>LLM Distillation for Named Entity Recognition</w:t>
+      </w:r>
+      <w:r>
+        <w:rPr>
+          <w:b/>
+          <w:bCs/>
+        </w:rPr>
+        <w:t>, Applied Machine Learning Project</w:t>
+      </w:r>
+      <w:r>
+        <w:rPr>
+          <w:b/>
+          <w:bCs/>
+        </w:rPr>
+        <w:t xml:space="preserve"> |</w:t>
+      </w:r>
+      <w:r>
+        <w:rPr>
+          <w:b/>
+          <w:bCs/>
+        </w:rPr>
+        <w:t xml:space="preserve"> May 2026</w:t>
+      </w:r>
+    </w:p>
+    <w:p>
+      <w:pPr>
+        <w:numPr>
+          <w:ilvl w:val="0"/>
+          <w:numId w:val="26"/>
+        </w:numPr>
+        <w:ind w:right="1116"/>
+        <w:rPr>
+          <w:bCs/>
+        </w:rPr>
+      </w:pPr>
+      <w:r>
+        <w:rPr>
+          <w:bCs/>
+        </w:rPr>
+        <w:t>Collaborated with a teammate to develop a knowledge distillation pipeline, compressing a 12B-parameter LLM (Gemma 3) into a 270M-parameter model for fine-grained NER.</w:t>
+      </w:r>
+    </w:p>
+    <w:p>
+      <w:pPr>
+        <w:numPr>
+          <w:ilvl w:val="0"/>
+          <w:numId w:val="26"/>
+        </w:numPr>
+        <w:ind w:right="1116"/>
+        <w:rPr>
+          <w:bCs/>
+        </w:rPr>
+      </w:pPr>
+      <w:r>
+        <w:rPr>
+          <w:bCs/>
+        </w:rPr>
+        <w:t>Helped validate the final model, which achieved a strict-match F1 score of 0.698, successfully matching the teacher model's performance at a fraction of the compute cost.</w:t>
+      </w:r>
+    </w:p>
+    <w:p>
+      <w:pPr>
+        <w:ind w:left="0" w:right="1116" w:firstLine="0"/>
+        <w:rPr>
+          <w:b/>
+          <w:bCs/>
+        </w:rPr>
+      </w:pPr>
+    </w:p>
+    <w:p>
+      <w:pPr>
+        <w:ind w:left="0" w:right="1116" w:firstLine="0"/>
+        <w:rPr>
+          <w:b/>
+          <w:bCs/>
+        </w:rPr>
+      </w:pPr>
+    </w:p>
+    <w:p>
+      <w:pPr>
+        <w:ind w:left="0" w:right="1116" w:firstLine="0"/>
+        <w:rPr>
+          <w:b/>
+        </w:rPr>
+      </w:pPr>
+      <w:r>
+        <w:rPr>
+          <w:b/>
+          <w:bCs/>
+        </w:rPr>
+        <w:t>Differential Privacy in PyTorch (Opacus)</w:t>
+      </w:r>
+      <w:r>
+        <w:rPr>
+          <w:b/>
+        </w:rPr>
+        <w:t xml:space="preserve"> | </w:t>
+      </w:r>
+      <w:r>
+        <w:rPr>
+          <w:b/>
+        </w:rPr>
+        <w:t xml:space="preserve">Data Quality and Data Privacy Project </w:t>
+      </w:r>
+      <w:r>
+        <w:rPr>
+          <w:b/>
+        </w:rPr>
+        <w:t>| May 2026</w:t>
+      </w:r>
+    </w:p>
+    <w:p>
+      <w:pPr>
+        <w:numPr>
+          <w:ilvl w:val="0"/>
+          <w:numId w:val="22"/>
+        </w:numPr>
+        <w:ind w:right="1116"/>
+        <w:rPr>
+          <w:bCs/>
+        </w:rPr>
+      </w:pPr>
+      <w:r>
+        <w:rPr>
+          <w:bCs/>
+        </w:rPr>
+        <w:t>Investigated and resolved a critical privacy bug involving silent epsilon miscalculations when using WeightedRandomSampler in Meta’s open-source differentially private deep learning library.</w:t>
+      </w:r>
+    </w:p>
+    <w:p>
+      <w:pPr>
+        <w:ind w:left="0" w:right="1116" w:firstLine="0"/>
+        <w:rPr>
+          <w:b/>
+        </w:rPr>
+      </w:pPr>
+    </w:p>
+    <w:p>
+      <w:pPr>
+        <w:ind w:right="1116"/>
+        <w:rPr>
+          <w:b/>
+        </w:rPr>
+      </w:pPr>
+    </w:p>
+    <w:p>
+      <w:pPr>
+        <w:ind w:left="0" w:right="1116" w:firstLine="0"/>
+        <w:rPr>
+          <w:b/>
+        </w:rPr>
+      </w:pPr>
+      <w:r>
+        <w:rPr>
+          <w:b/>
+          <w:bCs/>
+        </w:rPr>
+        <w:t>Perspective-Aware Sentiment Analysis</w:t>
+      </w:r>
+      <w:r>
+        <w:rPr>
+          <w:b/>
+        </w:rPr>
+        <w:t xml:space="preserve"> | </w:t>
+      </w:r>
+      <w:r>
+        <w:rPr>
+          <w:b/>
+        </w:rPr>
+        <w:t>Applied Data Analytics Project</w:t>
+      </w:r>
+      <w:r>
+        <w:rPr>
+          <w:b/>
+        </w:rPr>
+        <w:t xml:space="preserve"> | Nov 2025</w:t>
+      </w:r>
+    </w:p>
+    <w:p>
+      <w:pPr>
+        <w:numPr>
+          <w:ilvl w:val="0"/>
+          <w:numId w:val="23"/>
+        </w:numPr>
+        <w:ind w:right="1116"/>
+        <w:rPr>
+          <w:bCs/>
+        </w:rPr>
+      </w:pPr>
+      <w:r>
+        <w:rPr>
+          <w:bCs/>
+        </w:rPr>
+        <w:t>Built a real-time data pipeline using Google News RSS and feedparser to fetch headlines based on dynamic search queries and time windows.</w:t>
+      </w:r>
+    </w:p>
+    <w:p>
+      <w:pPr>
+        <w:numPr>
+          <w:ilvl w:val="0"/>
+          <w:numId w:val="23"/>
+        </w:numPr>
+        <w:ind w:right="1116"/>
+        <w:rPr>
+          <w:bCs/>
+        </w:rPr>
+      </w:pPr>
+      <w:r>
+        <w:rPr>
+          <w:bCs/>
+        </w:rPr>
+        <w:t>Engineered a perspective-aware sentiment engine using GPT-4o-mini that adapts analysis based on user-defined personas, improving upon a baseline twitter-roberta-base-sentiment-latest model.</w:t>
+      </w:r>
+    </w:p>
+    <w:p>
+      <w:pPr>
+        <w:ind w:right="1116"/>
+        <w:rPr>
+          <w:bCs/>
+        </w:rPr>
+      </w:pPr>
+    </w:p>
+    <w:p>
+      <w:pPr>
+        <w:ind w:left="0" w:right="1116" w:firstLine="0"/>
+        <w:rPr>
+          <w:b/>
+        </w:rPr>
+      </w:pPr>
+      <w:r>
+        <w:rPr>
+          <w:b/>
+          <w:bCs/>
+        </w:rPr>
+        <w:t>Predicting Crime Categories</w:t>
+      </w:r>
+      <w:r>
+        <w:rPr>
+          <w:b/>
+        </w:rPr>
+        <w:t xml:space="preserve"> | XGBoost, LightGBM</w:t>
+      </w:r>
+      <w:r>
+        <w:rPr>
+          <w:b/>
+        </w:rPr>
+        <w:t xml:space="preserve"> </w:t>
+      </w:r>
+      <w:r>
+        <w:rPr>
+          <w:b/>
+        </w:rPr>
+        <w:t xml:space="preserve"> | Jun 2024 – Aug 2024</w:t>
+      </w:r>
+    </w:p>
+    <w:p>
+      <w:pPr>
+        <w:numPr>
+          <w:ilvl w:val="0"/>
+          <w:numId w:val="24"/>
+        </w:numPr>
+        <w:ind w:right="1116"/>
+        <w:rPr>
+          <w:bCs/>
+        </w:rPr>
+      </w:pPr>
+      <w:r>
+        <w:rPr>
+          <w:bCs/>
+        </w:rPr>
+        <w:t>Developed a VotingClassifier ensemble model to predict 6 crime categories from a dataset of 20,000+ records featuring location, demographic, and temporal variables.</w:t>
+      </w:r>
+    </w:p>
+    <w:p>
+      <w:pPr>
+        <w:numPr>
+          <w:ilvl w:val="0"/>
+          <w:numId w:val="24"/>
+        </w:numPr>
+        <w:ind w:right="1116"/>
+        <w:rPr>
+          <w:bCs/>
+        </w:rPr>
+      </w:pPr>
+      <w:r>
+        <w:rPr>
+          <w:bCs/>
+        </w:rPr>
+        <w:t>Achieved an accuracy of 88.08%, significantly outperforming the baseline accuracy of 58%.</w:t>
+      </w:r>
+    </w:p>
+    <w:p>
+      <w:pPr>
+        <w:ind w:right="1116"/>
+        <w:rPr>
+          <w:bCs/>
+        </w:rPr>
+      </w:pPr>
+    </w:p>
+    <w:p>
+      <w:pPr>
+        <w:ind w:right="1116"/>
+        <w:rPr>
+          <w:bCs/>
+        </w:rPr>
+      </w:pPr>
+    </w:p>
+    <w:p>
+      <w:pPr>
+        <w:ind w:left="0" w:right="1116" w:firstLine="0"/>
+        <w:rPr>
+          <w:b/>
+        </w:rPr>
+      </w:pPr>
+      <w:r>
+        <w:rPr>
+          <w:b/>
+          <w:bCs/>
+        </w:rPr>
+        <w:t>Forecasting Marine Fish Production in Kerala</w:t>
+      </w:r>
+      <w:r>
+        <w:rPr>
+          <w:b/>
+        </w:rPr>
+        <w:t xml:space="preserve"> </w:t>
+      </w:r>
+      <w:r>
+        <w:rPr>
+          <w:b/>
+        </w:rPr>
+        <w:t>,</w:t>
+      </w:r>
+      <w:r>
+        <w:rPr>
+          <w:i/>
+          <w:iCs/>
+          <w:color w:val="1D1D1F"/>
+          <w:bdr w:val="single" w:sz="2" w:space="0" w:color="E3E3E3" w:frame="1"/>
+          <w:shd w:val="clear" w:color="auto" w:fill="FFFFFF"/>
+        </w:rPr>
+        <w:t xml:space="preserve"> </w:t>
+      </w:r>
+      <w:r>
+        <w:rPr>
+          <w:b/>
+        </w:rPr>
+        <w:t>Random Forest, MLR, MLP</w:t>
+      </w:r>
+      <w:r>
+        <w:rPr>
+          <w:b/>
+        </w:rPr>
+        <w:t xml:space="preserve"> </w:t>
+      </w:r>
+      <w:r>
+        <w:rPr>
+          <w:b/>
+        </w:rPr>
+        <w:t xml:space="preserve"> | Jan 2022 – May 2022</w:t>
+      </w:r>
+    </w:p>
+    <w:p>
+      <w:pPr>
+        <w:numPr>
+          <w:ilvl w:val="0"/>
+          <w:numId w:val="25"/>
+        </w:numPr>
+        <w:ind w:right="1116"/>
+        <w:rPr>
+          <w:bCs/>
+        </w:rPr>
+      </w:pPr>
+      <w:r>
+        <w:rPr>
+          <w:bCs/>
+        </w:rPr>
+        <w:t>Analyzed 54 years of marine fish production data (CMFRI) and 9 environmental variables (ICOADS) to build predictive models.</w:t>
+      </w:r>
+    </w:p>
+    <w:p>
+      <w:pPr>
+        <w:numPr>
+          <w:ilvl w:val="0"/>
+          <w:numId w:val="25"/>
+        </w:numPr>
+        <w:ind w:right="1116"/>
+        <w:rPr>
+          <w:b/>
+        </w:rPr>
+      </w:pPr>
+      <w:r>
+        <w:rPr>
+          <w:bCs/>
+        </w:rPr>
+        <w:t>Optimized a Random Forest model achieving an R² score of 0.87, MAE of 0.05, and RMSE of 0.07, demonstrating the highest predictive power among tested algorithms</w:t>
+      </w:r>
+      <w:r>
+        <w:rPr>
+          <w:b/>
+        </w:rPr>
+        <w:t>.</w:t>
+      </w:r>
+    </w:p>
+    <w:p>
+      <w:pPr>
+        <w:spacing w:after="0" w:line="259" w:lineRule="auto"/>
+        <w:ind w:left="0" w:firstLine="0"/>
+      </w:pPr>
     </w:p>
     <w:p>
       <w:pPr>
         <w:spacing w:after="1" w:line="257" w:lineRule="auto"/>
         <w:ind w:left="0" w:right="713" w:firstLine="0"/>
-      </w:pPr>
-      <w:r>
-        <w:rPr>
-          <w:b/>
-        </w:rPr>
-        <w:t xml:space="preserve">   Forecasting the Total Marine Fish Production in Kerala </w:t>
-      </w:r>
+        <w:rPr>
+          <w:b/>
+        </w:rPr>
+      </w:pPr>
     </w:p>
     <w:p>
       <w:pPr>
         <w:spacing w:after="1" w:line="257" w:lineRule="auto"/>
-        <w:ind w:left="168" w:right="713"/>
-      </w:pPr>
-      <w:r>
-        <w:rPr>
-          <w:b/>
-        </w:rPr>
-        <w:t xml:space="preserve">Development &amp; Comparative Analysis of Machine Learning Models                              </w:t>
-      </w:r>
-      <w:r>
-        <w:rPr>
-          <w:b/>
-          <w:color w:val="404040"/>
-        </w:rPr>
-        <w:t>Jan 2022- May 2022</w:t>
-      </w:r>
-      <w:r>
-        <w:t xml:space="preserve"> </w:t>
-      </w:r>
-      <w:r>
-        <w:rPr>
-          <w:color w:val="252525"/>
-        </w:rPr>
-        <w:t>Machine Learning, Fisheries</w:t>
-      </w:r>
-      <w:r>
-        <w:t xml:space="preserve"> </w:t>
-      </w:r>
-    </w:p>
-    <w:p>
-      <w:pPr>
-        <w:spacing w:after="0" w:line="259" w:lineRule="auto"/>
-        <w:ind w:left="156"/>
-      </w:pPr>
-      <w:r>
-        <w:rPr>
-          <w:b/>
-          <w:color w:val="808080"/>
-        </w:rPr>
-        <w:t>Models</w:t>
-      </w:r>
-      <w:r>
-        <w:rPr>
-          <w:color w:val="404040"/>
-        </w:rPr>
-        <w:t>: Multiple Linear Regression, Multilayer Perceptron, Radial Basis Function, Random Forest</w:t>
-      </w:r>
-      <w:r>
-        <w:t xml:space="preserve"> </w:t>
-      </w:r>
-    </w:p>
-    <w:p>
-      <w:pPr>
-        <w:spacing w:after="0" w:line="259" w:lineRule="auto"/>
-        <w:ind w:left="10"/>
-      </w:pPr>
-      <w:r>
-        <w:rPr>
-          <w:b/>
-          <w:color w:val="808080"/>
-        </w:rPr>
-        <w:t xml:space="preserve">  Technology</w:t>
-      </w:r>
-      <w:r>
-        <w:rPr>
-          <w:color w:val="404040"/>
-        </w:rPr>
-        <w:t>: SPSS, Python- scikit-learn, pandas</w:t>
-      </w:r>
-      <w:r>
-        <w:t xml:space="preserve"> </w:t>
+        <w:ind w:left="-5" w:right="713"/>
+      </w:pPr>
+      <w:r>
+        <w:rPr>
+          <w:b/>
+        </w:rPr>
+        <w:t xml:space="preserve">   Chat Application- Publisher Subscriber Architecture  </w:t>
+      </w:r>
+      <w:r>
+        <w:rPr>
+          <w:b/>
+        </w:rPr>
+        <w:t xml:space="preserve">|  </w:t>
+      </w:r>
+      <w:r>
+        <w:rPr>
+          <w:b/>
+        </w:rPr>
+        <w:t>November  2019</w:t>
+      </w:r>
+      <w:r>
+        <w:t xml:space="preserve">  </w:t>
       </w:r>
     </w:p>
     <w:p>
@@ -1224,633 +1601,28 @@
         <w:ind w:left="525" w:right="1116" w:hanging="360"/>
       </w:pPr>
       <w:r>
-        <w:t xml:space="preserve">Data on Marine Fish production in Kerala (in tonnes) was collected from </w:t>
-      </w:r>
-      <w:r>
-        <w:rPr>
-          <w:b/>
-        </w:rPr>
-        <w:t xml:space="preserve">CMFRI, Kochi </w:t>
-      </w:r>
-      <w:r>
-        <w:t xml:space="preserve">and data on 9 significant environmental variables from </w:t>
-      </w:r>
-      <w:r>
-        <w:rPr>
-          <w:b/>
-        </w:rPr>
-        <w:t xml:space="preserve">ICOADS </w:t>
-      </w:r>
-      <w:r>
-        <w:t xml:space="preserve">from </w:t>
-      </w:r>
-      <w:r>
-        <w:rPr>
-          <w:b/>
-        </w:rPr>
-        <w:t xml:space="preserve">1960 - 2014 </w:t>
-      </w:r>
-      <w:r>
-        <w:t xml:space="preserve">. </w:t>
-      </w:r>
-    </w:p>
-    <w:p>
-      <w:pPr>
-        <w:numPr>
-          <w:ilvl w:val="0"/>
-          <w:numId w:val="1"/>
-        </w:numPr>
-        <w:spacing w:after="1" w:line="257" w:lineRule="auto"/>
-        <w:ind w:left="525" w:right="1116" w:hanging="360"/>
-      </w:pPr>
-      <w:r>
-        <w:t xml:space="preserve">Highest predictive power was for </w:t>
-      </w:r>
-      <w:r>
-        <w:rPr>
-          <w:b/>
-        </w:rPr>
-        <w:t>Random Forest</w:t>
-      </w:r>
-      <w:r>
-        <w:t xml:space="preserve">- </w:t>
-      </w:r>
-      <w:r>
-        <w:rPr>
-          <w:b/>
-        </w:rPr>
-        <w:t xml:space="preserve">R2 score 0.87, MAE 0.05, MSE 0.005, RMSE 0.07 </w:t>
-      </w:r>
-    </w:p>
-    <w:p>
-      <w:pPr>
-        <w:spacing w:after="0" w:line="259" w:lineRule="auto"/>
+        <w:t>Developed a real-time communication system using the MQTT protocol, applying a  publisher–subscriber model to support chat-style applications</w:t>
+      </w:r>
+      <w:r>
+        <w:t xml:space="preserve"> as part of Hack-Kochi#2 </w:t>
+      </w:r>
+    </w:p>
+    <w:p>
+      <w:pPr>
+        <w:ind w:left="525" w:right="1116" w:firstLine="0"/>
+      </w:pPr>
+    </w:p>
+    <w:p>
+      <w:pPr>
         <w:ind w:left="0" w:firstLine="0"/>
       </w:pPr>
       <w:r>
         <w:rPr>
           <w:b/>
-        </w:rPr>
-        <w:t xml:space="preserve"> </w:t>
-      </w:r>
-    </w:p>
-    <w:p>
-      <w:pPr>
-        <w:spacing w:after="1" w:line="257" w:lineRule="auto"/>
-        <w:ind w:left="0" w:right="713" w:firstLine="0"/>
-      </w:pPr>
-      <w:r>
-        <w:rPr>
-          <w:b/>
-        </w:rPr>
-        <w:t xml:space="preserve"> </w:t>
-      </w:r>
-      <w:r>
-        <w:rPr>
-          <w:b/>
-        </w:rPr>
-        <w:t xml:space="preserve">  </w:t>
-      </w:r>
-      <w:r>
-        <w:rPr>
-          <w:b/>
-        </w:rPr>
-        <w:t xml:space="preserve">Predicting Crime Categories </w:t>
-      </w:r>
-    </w:p>
-    <w:p>
-      <w:pPr>
-        <w:spacing w:after="0" w:line="259" w:lineRule="auto"/>
-        <w:ind w:left="161" w:firstLine="0"/>
-      </w:pPr>
-      <w:r>
-        <w:rPr>
-          <w:color w:val="252525"/>
-        </w:rPr>
-        <w:t xml:space="preserve">Ensembled Learning, Law &amp; Order                                                                                          </w:t>
-      </w:r>
-      <w:r>
-        <w:rPr>
-          <w:b/>
-          <w:color w:val="404040"/>
-        </w:rPr>
-        <w:t>June 2024- Aug 2024</w:t>
-      </w:r>
-      <w:r>
-        <w:t xml:space="preserve"> </w:t>
-      </w:r>
-    </w:p>
-    <w:p>
-      <w:pPr>
-        <w:spacing w:after="0" w:line="259" w:lineRule="auto"/>
-        <w:ind w:left="156"/>
-      </w:pPr>
-      <w:r>
-        <w:rPr>
-          <w:b/>
-          <w:color w:val="808080"/>
-        </w:rPr>
-        <w:t>Models</w:t>
-      </w:r>
-      <w:r>
-        <w:rPr>
-          <w:color w:val="404040"/>
-        </w:rPr>
-        <w:t>: XGBoost, LightGBM</w:t>
-      </w:r>
-      <w:r>
-        <w:t xml:space="preserve"> </w:t>
-      </w:r>
-    </w:p>
-    <w:p>
-      <w:pPr>
-        <w:spacing w:after="0" w:line="259" w:lineRule="auto"/>
-        <w:ind w:left="10"/>
-      </w:pPr>
-      <w:r>
-        <w:rPr>
-          <w:b/>
-          <w:color w:val="808080"/>
-        </w:rPr>
-        <w:t xml:space="preserve">  </w:t>
-      </w:r>
-      <w:r>
-        <w:rPr>
-          <w:b/>
-          <w:color w:val="808080"/>
-        </w:rPr>
-        <w:t>T</w:t>
-      </w:r>
-      <w:r>
-        <w:rPr>
-          <w:b/>
-          <w:color w:val="808080"/>
-        </w:rPr>
-        <w:t>echnology</w:t>
-      </w:r>
-      <w:r>
-        <w:rPr>
-          <w:b/>
-          <w:color w:val="404040"/>
-        </w:rPr>
-        <w:t xml:space="preserve">: </w:t>
-      </w:r>
-      <w:r>
-        <w:rPr>
-          <w:color w:val="404040"/>
-        </w:rPr>
-        <w:t>xgboost, lightgbm, pandas, scikit-learn</w:t>
-      </w:r>
-      <w:r>
-        <w:t xml:space="preserve"> </w:t>
-      </w:r>
-    </w:p>
-    <w:p>
-      <w:pPr>
-        <w:numPr>
-          <w:ilvl w:val="0"/>
-          <w:numId w:val="1"/>
-        </w:numPr>
-        <w:spacing w:after="26"/>
-        <w:ind w:left="525" w:right="1116" w:hanging="360"/>
-      </w:pPr>
-      <w:r>
-        <w:t xml:space="preserve">Dataset consisted of </w:t>
-      </w:r>
-      <w:r>
-        <w:rPr>
-          <w:b/>
-        </w:rPr>
-        <w:t xml:space="preserve">20,000 rows </w:t>
-      </w:r>
-      <w:r>
-        <w:t xml:space="preserve">&amp; 20 columns about location, victim demographics, date, time, etc. &amp; 6 crime categories for the Target Variable. </w:t>
-      </w:r>
-    </w:p>
-    <w:p>
-      <w:pPr>
-        <w:numPr>
-          <w:ilvl w:val="0"/>
-          <w:numId w:val="1"/>
-        </w:numPr>
-        <w:ind w:left="525" w:right="1116" w:hanging="360"/>
-      </w:pPr>
-      <w:r>
-        <w:rPr>
-          <w:b/>
-        </w:rPr>
-        <w:t xml:space="preserve">LGBMClassifier() </w:t>
-      </w:r>
-      <w:r>
-        <w:t xml:space="preserve">and </w:t>
-      </w:r>
-      <w:r>
-        <w:rPr>
-          <w:b/>
-        </w:rPr>
-        <w:t xml:space="preserve">XGBoostClassifier() </w:t>
-      </w:r>
-      <w:r>
-        <w:t xml:space="preserve">were used in building a </w:t>
-      </w:r>
-      <w:r>
-        <w:rPr>
-          <w:b/>
-        </w:rPr>
-        <w:t xml:space="preserve">VotingClassifier() </w:t>
-      </w:r>
-      <w:r>
-        <w:t xml:space="preserve">which had an accuracy of </w:t>
-      </w:r>
-      <w:r>
-        <w:rPr>
-          <w:b/>
-        </w:rPr>
-        <w:t xml:space="preserve">0.88080 </w:t>
-      </w:r>
-      <w:r>
-        <w:t xml:space="preserve">in contrast to the baseline accuracy of around </w:t>
-      </w:r>
-      <w:r>
-        <w:rPr>
-          <w:b/>
-        </w:rPr>
-        <w:t xml:space="preserve">0.58. </w:t>
-      </w:r>
-    </w:p>
-    <w:p>
-      <w:pPr>
-        <w:ind w:left="0" w:right="1116" w:firstLine="0"/>
-        <w:rPr>
-          <w:b/>
-        </w:rPr>
-      </w:pPr>
-    </w:p>
-    <w:p>
-      <w:pPr>
-        <w:ind w:right="1116"/>
-      </w:pPr>
-    </w:p>
-    <w:p>
-      <w:pPr>
-        <w:ind w:left="0" w:right="1116" w:firstLine="0"/>
-        <w:rPr>
-          <w:b/>
-        </w:rPr>
-      </w:pPr>
-      <w:r>
-        <w:rPr>
-          <w:b/>
           <w:bCs/>
         </w:rPr>
-        <w:t>Perspective Aware Sentiment Analysis</w:t>
-      </w:r>
-    </w:p>
-    <w:p>
-      <w:pPr>
-        <w:ind w:left="0" w:right="1116" w:firstLine="0"/>
-        <w:rPr>
-          <w:b/>
-          <w:bCs/>
-        </w:rPr>
-      </w:pPr>
-      <w:r>
-        <w:rPr>
-          <w:color w:val="252525"/>
-        </w:rPr>
-        <w:t>Applied Data Analytics</w:t>
-      </w:r>
-      <w:r>
-        <w:rPr>
-          <w:color w:val="252525"/>
-        </w:rPr>
-        <w:t xml:space="preserve"> Project</w:t>
-      </w:r>
-      <w:r>
-        <w:rPr>
-          <w:color w:val="252525"/>
-        </w:rPr>
-        <w:t xml:space="preserve">, Sentiment Analysis </w:t>
-      </w:r>
-      <w:r>
-        <w:rPr>
-          <w:color w:val="252525"/>
-        </w:rPr>
-        <w:t xml:space="preserve">                                                                          </w:t>
-      </w:r>
-      <w:r>
-        <w:rPr>
-          <w:b/>
-          <w:bCs/>
-          <w:color w:val="252525"/>
-        </w:rPr>
-        <w:t>November 2025 </w:t>
-      </w:r>
-    </w:p>
-    <w:p>
-      <w:pPr>
-        <w:ind w:left="0" w:right="1116" w:firstLine="0"/>
-        <w:rPr>
-          <w:b/>
-        </w:rPr>
-      </w:pPr>
-      <w:r>
-        <w:rPr>
-          <w:b/>
-          <w:bCs/>
-          <w:color w:val="808080" w:themeColor="background1" w:themeShade="80"/>
-        </w:rPr>
-        <w:t>Models</w:t>
-      </w:r>
-      <w:r>
-        <w:rPr>
-          <w:b/>
-          <w:bCs/>
-        </w:rPr>
-        <w:t xml:space="preserve">: </w:t>
-      </w:r>
-      <w:r>
-        <w:rPr>
-          <w:bCs/>
-        </w:rPr>
-        <w:t>Roberta-base, GPT-4o-mini</w:t>
-      </w:r>
-      <w:r>
-        <w:rPr>
-          <w:b/>
-          <w:bCs/>
-        </w:rPr>
-        <w:t> </w:t>
-      </w:r>
-    </w:p>
-    <w:p>
-      <w:pPr>
-        <w:ind w:left="0" w:right="1116" w:firstLine="0"/>
-        <w:rPr>
-          <w:bCs/>
-        </w:rPr>
-      </w:pPr>
-      <w:r>
-        <w:rPr>
-          <w:b/>
-          <w:bCs/>
-          <w:color w:val="808080" w:themeColor="background1" w:themeShade="80"/>
-        </w:rPr>
-        <w:t>Technology</w:t>
-      </w:r>
-      <w:r>
-        <w:rPr>
-          <w:b/>
-          <w:bCs/>
-        </w:rPr>
-        <w:t xml:space="preserve">: </w:t>
-      </w:r>
-      <w:r>
-        <w:rPr>
-          <w:bCs/>
-        </w:rPr>
-        <w:t>transformers, openai, feedparser, pandas, python-dotenv</w:t>
-      </w:r>
-    </w:p>
-    <w:p>
-      <w:pPr>
-        <w:numPr>
-          <w:ilvl w:val="0"/>
-          <w:numId w:val="13"/>
-        </w:numPr>
-        <w:ind w:right="1116"/>
-        <w:rPr>
-          <w:bCs/>
-        </w:rPr>
-      </w:pPr>
-      <w:r>
-        <w:rPr>
-          <w:bCs/>
-        </w:rPr>
-        <w:t>Real-time data pipeline using Google News RSS to fetch and parse headlines based on specific search queries and time windows.</w:t>
-      </w:r>
-    </w:p>
-    <w:p>
-      <w:pPr>
-        <w:numPr>
-          <w:ilvl w:val="0"/>
-          <w:numId w:val="13"/>
-        </w:numPr>
-        <w:ind w:right="1116"/>
-        <w:rPr>
-          <w:bCs/>
-        </w:rPr>
-      </w:pPr>
-      <w:r>
-        <w:rPr>
-          <w:bCs/>
-        </w:rPr>
-        <w:t>Implemented a standard sentiment baseline using the cardiff nlp/twitter-roberta-base-sentiment-latest model to provide objective scores.  Perspective-aware sentiment engine was created  using GPT-4o-mini that adapts its analysis based on user-defined personas .</w:t>
-      </w:r>
-    </w:p>
-    <w:p>
-      <w:pPr>
-        <w:ind w:left="720" w:right="1116" w:firstLine="0"/>
-        <w:rPr>
-          <w:bCs/>
-        </w:rPr>
-      </w:pPr>
-    </w:p>
-    <w:p>
-      <w:pPr>
-        <w:ind w:left="0" w:right="1116" w:firstLine="0"/>
-        <w:rPr>
-          <w:b/>
-          <w:bCs/>
-        </w:rPr>
-      </w:pPr>
-      <w:r>
-        <w:rPr>
-          <w:b/>
-          <w:bCs/>
-        </w:rPr>
-        <w:t xml:space="preserve">  </w:t>
-      </w:r>
-      <w:r>
-        <w:rPr>
-          <w:b/>
-          <w:bCs/>
-        </w:rPr>
-        <w:t xml:space="preserve"> </w:t>
-      </w:r>
-      <w:r>
-        <w:rPr>
-          <w:b/>
-          <w:bCs/>
-        </w:rPr>
-        <w:t>Differential Privacy in PyTorch (Opacus)</w:t>
-      </w:r>
-    </w:p>
-    <w:p>
-      <w:pPr>
-        <w:ind w:left="0" w:right="1116" w:firstLine="0"/>
-        <w:rPr>
-          <w:b/>
-        </w:rPr>
-      </w:pPr>
-      <w:r>
-        <w:rPr>
-          <w:b/>
-          <w:bCs/>
-        </w:rPr>
-        <w:t xml:space="preserve">        </w:t>
-      </w:r>
-      <w:r>
-        <w:rPr>
-          <w:bCs/>
-        </w:rPr>
-        <w:t xml:space="preserve">Open Source Contribution, Data Privacy and Data Quality Project </w:t>
-      </w:r>
-      <w:r>
-        <w:rPr>
-          <w:bCs/>
-        </w:rPr>
-        <w:t xml:space="preserve">                                                   </w:t>
-      </w:r>
-      <w:r>
-        <w:rPr>
-          <w:b/>
-        </w:rPr>
-        <w:t>May 2026</w:t>
-      </w:r>
-    </w:p>
-    <w:p>
-      <w:pPr>
-        <w:numPr>
-          <w:ilvl w:val="0"/>
-          <w:numId w:val="14"/>
-        </w:numPr>
-        <w:ind w:right="1116"/>
-        <w:rPr>
-          <w:bCs/>
-        </w:rPr>
-      </w:pPr>
-      <w:r>
-        <w:rPr>
-          <w:bCs/>
-        </w:rPr>
-        <w:t>Attempted a Contribution  to Opacus, Meta's open-source library enabling differentially private deep learning with minimal code changes.</w:t>
-      </w:r>
-    </w:p>
-    <w:p>
-      <w:pPr>
-        <w:numPr>
-          <w:ilvl w:val="0"/>
-          <w:numId w:val="14"/>
-        </w:numPr>
-        <w:ind w:right="1116"/>
-        <w:rPr>
-          <w:bCs/>
-        </w:rPr>
-      </w:pPr>
-      <w:r>
-        <w:rPr>
-          <w:bCs/>
-        </w:rPr>
-        <w:t>Worked on an issue that had  a privacy bug (silent epsilon miscalculations with  WeightedRandomSampler).</w:t>
-      </w:r>
-    </w:p>
-    <w:p>
-      <w:pPr>
-        <w:ind w:right="1116"/>
-        <w:rPr>
-          <w:bCs/>
-        </w:rPr>
-      </w:pPr>
-      <w:r>
-        <w:rPr>
-          <w:bCs/>
-        </w:rPr>
-        <w:t>      </w:t>
-      </w:r>
-    </w:p>
-    <w:p>
-      <w:pPr>
-        <w:spacing w:after="1" w:line="257" w:lineRule="auto"/>
-        <w:ind w:left="0" w:right="713" w:firstLine="0"/>
-        <w:rPr>
-          <w:b/>
-        </w:rPr>
-      </w:pPr>
-    </w:p>
-    <w:p>
-      <w:pPr>
-        <w:spacing w:after="1" w:line="257" w:lineRule="auto"/>
-        <w:ind w:left="-5" w:right="713"/>
-      </w:pPr>
-      <w:r>
-        <w:rPr>
-          <w:b/>
-        </w:rPr>
-        <w:t xml:space="preserve">    Chat Application- Publisher Subscriber Architecture                                                      </w:t>
-      </w:r>
-      <w:r>
-        <w:rPr>
-          <w:b/>
-        </w:rPr>
-        <w:t xml:space="preserve">  </w:t>
-      </w:r>
-      <w:r>
-        <w:rPr>
-          <w:b/>
-        </w:rPr>
-        <w:t xml:space="preserve">      </w:t>
-      </w:r>
-      <w:r>
-        <w:rPr>
-          <w:b/>
-        </w:rPr>
-        <w:t>November  2019</w:t>
-      </w:r>
-      <w:r>
-        <w:t xml:space="preserve">  </w:t>
-      </w:r>
-    </w:p>
-    <w:p>
-      <w:pPr>
-        <w:numPr>
-          <w:ilvl w:val="0"/>
-          <w:numId w:val="1"/>
-        </w:numPr>
-        <w:ind w:left="525" w:right="1116" w:hanging="360"/>
-      </w:pPr>
-      <w:r>
-        <w:t>Developed a real-time communication system using the MQTT protocol, applying a  publisher–subscriber model to support chat-style applications</w:t>
-      </w:r>
-      <w:r>
-        <w:t xml:space="preserve"> as part of Hack-Kochi#2 </w:t>
-      </w:r>
-    </w:p>
-    <w:p>
-      <w:pPr>
-        <w:ind w:left="525" w:right="1116" w:firstLine="0"/>
-      </w:pPr>
-    </w:p>
-    <w:p>
-      <w:pPr>
-        <w:ind w:left="0" w:firstLine="0"/>
-      </w:pPr>
-      <w:r>
-        <w:rPr>
-          <w:b/>
-          <w:bCs/>
-        </w:rPr>
         <w:t xml:space="preserve">   </w:t>
       </w:r>
-    </w:p>
-    <w:p>
-      <w:pPr>
-        <w:pStyle w:val="Heading1"/>
-        <w:ind w:left="0" w:firstLine="0"/>
-        <w:rPr>
-          <w:color w:val="000000"/>
-        </w:rPr>
-      </w:pPr>
     </w:p>
     <w:p>
       <w:pPr>
@@ -2007,6 +1779,32 @@
     </w:p>
     <w:p>
       <w:pPr>
+        <w:spacing w:after="0" w:line="259" w:lineRule="auto"/>
+        <w:ind w:left="158" w:firstLine="0"/>
+      </w:pPr>
+      <w:r>
+        <w:rPr>
+          <w:b/>
+          <w:bCs/>
+        </w:rPr>
+        <w:t>NLP &amp; Gen</w:t>
+      </w:r>
+      <w:r>
+        <w:rPr>
+          <w:b/>
+          <w:bCs/>
+        </w:rPr>
+        <w:t>- AI</w:t>
+      </w:r>
+      <w:r>
+        <w:t xml:space="preserve"> : </w:t>
+      </w:r>
+      <w:r>
+        <w:t>Hugging Face Transformers, LangChain, LLM Fine-tuning, Prompt Engineering</w:t>
+      </w:r>
+    </w:p>
+    <w:p>
+      <w:pPr>
         <w:ind w:left="0" w:right="2774" w:firstLine="0"/>
       </w:pPr>
       <w:r>
@@ -2089,6 +1887,31 @@
       <w:r>
         <w:t>, Tailscale</w:t>
       </w:r>
+    </w:p>
+    <w:p>
+      <w:pPr>
+        <w:ind w:left="168" w:right="2774"/>
+      </w:pPr>
+    </w:p>
+    <w:p>
+      <w:pPr>
+        <w:ind w:left="168" w:right="2774"/>
+      </w:pPr>
+    </w:p>
+    <w:p>
+      <w:pPr>
+        <w:ind w:left="168" w:right="2774"/>
+      </w:pPr>
+    </w:p>
+    <w:p>
+      <w:pPr>
+        <w:ind w:left="168" w:right="2774"/>
+      </w:pPr>
+    </w:p>
+    <w:p>
+      <w:pPr>
+        <w:ind w:left="168" w:right="2774"/>
+      </w:pPr>
     </w:p>
     <w:p>
       <w:pPr>
@@ -2112,7 +1935,7 @@
     <w:p>
       <w:pPr>
         <w:pStyle w:val="Heading1"/>
-        <w:ind w:left="153"/>
+        <w:ind w:left="158" w:firstLine="0"/>
       </w:pPr>
       <w:r>
         <w:lastRenderedPageBreak/>
@@ -2810,9 +2633,9 @@
       <w:lvlJc w:val="left"/>
       <w:pPr>
         <w:tabs>
-          <w:tab w:val="num" w:pos="720"/>
-        </w:tabs>
-        <w:ind w:left="720" w:hanging="360"/>
+          <w:tab w:val="num" w:pos="502"/>
+        </w:tabs>
+        <w:ind w:left="502" w:hanging="360"/>
       </w:pPr>
     </w:lvl>
     <w:lvl w:ilvl="1" w:tentative="1">
@@ -2822,9 +2645,9 @@
       <w:lvlJc w:val="left"/>
       <w:pPr>
         <w:tabs>
-          <w:tab w:val="num" w:pos="1440"/>
-        </w:tabs>
-        <w:ind w:left="1440" w:hanging="360"/>
+          <w:tab w:val="num" w:pos="1222"/>
+        </w:tabs>
+        <w:ind w:left="1222" w:hanging="360"/>
       </w:pPr>
     </w:lvl>
     <w:lvl w:ilvl="2" w:tentative="1">
@@ -2834,9 +2657,9 @@
       <w:lvlJc w:val="left"/>
       <w:pPr>
         <w:tabs>
-          <w:tab w:val="num" w:pos="2160"/>
-        </w:tabs>
-        <w:ind w:left="2160" w:hanging="360"/>
+          <w:tab w:val="num" w:pos="1942"/>
+        </w:tabs>
+        <w:ind w:left="1942" w:hanging="360"/>
       </w:pPr>
     </w:lvl>
     <w:lvl w:ilvl="3" w:tentative="1">
@@ -2846,9 +2669,9 @@
       <w:lvlJc w:val="left"/>
       <w:pPr>
         <w:tabs>
-          <w:tab w:val="num" w:pos="2880"/>
-        </w:tabs>
-        <w:ind w:left="2880" w:hanging="360"/>
+          <w:tab w:val="num" w:pos="2662"/>
+        </w:tabs>
+        <w:ind w:left="2662" w:hanging="360"/>
       </w:pPr>
     </w:lvl>
     <w:lvl w:ilvl="4" w:tentative="1">
@@ -2858,9 +2681,9 @@
       <w:lvlJc w:val="left"/>
       <w:pPr>
         <w:tabs>
-          <w:tab w:val="num" w:pos="3600"/>
-        </w:tabs>
-        <w:ind w:left="3600" w:hanging="360"/>
+          <w:tab w:val="num" w:pos="3382"/>
+        </w:tabs>
+        <w:ind w:left="3382" w:hanging="360"/>
       </w:pPr>
     </w:lvl>
     <w:lvl w:ilvl="5" w:tentative="1">
@@ -2870,9 +2693,9 @@
       <w:lvlJc w:val="left"/>
       <w:pPr>
         <w:tabs>
-          <w:tab w:val="num" w:pos="4320"/>
-        </w:tabs>
-        <w:ind w:left="4320" w:hanging="360"/>
+          <w:tab w:val="num" w:pos="4102"/>
+        </w:tabs>
+        <w:ind w:left="4102" w:hanging="360"/>
       </w:pPr>
     </w:lvl>
     <w:lvl w:ilvl="6" w:tentative="1">
@@ -2882,9 +2705,9 @@
       <w:lvlJc w:val="left"/>
       <w:pPr>
         <w:tabs>
-          <w:tab w:val="num" w:pos="5040"/>
-        </w:tabs>
-        <w:ind w:left="5040" w:hanging="360"/>
+          <w:tab w:val="num" w:pos="4822"/>
+        </w:tabs>
+        <w:ind w:left="4822" w:hanging="360"/>
       </w:pPr>
     </w:lvl>
     <w:lvl w:ilvl="7" w:tentative="1">
@@ -2894,9 +2717,9 @@
       <w:lvlJc w:val="left"/>
       <w:pPr>
         <w:tabs>
-          <w:tab w:val="num" w:pos="5760"/>
-        </w:tabs>
-        <w:ind w:left="5760" w:hanging="360"/>
+          <w:tab w:val="num" w:pos="5542"/>
+        </w:tabs>
+        <w:ind w:left="5542" w:hanging="360"/>
       </w:pPr>
     </w:lvl>
     <w:lvl w:ilvl="8" w:tentative="1">
@@ -2906,13 +2729,162 @@
       <w:lvlJc w:val="left"/>
       <w:pPr>
         <w:tabs>
-          <w:tab w:val="num" w:pos="6480"/>
-        </w:tabs>
-        <w:ind w:left="6480" w:hanging="360"/>
+          <w:tab w:val="num" w:pos="6262"/>
+        </w:tabs>
+        <w:ind w:left="6262" w:hanging="360"/>
       </w:pPr>
     </w:lvl>
   </w:abstractNum>
   <w:abstractNum w:abstractNumId="1" w15:restartNumberingAfterBreak="0">
+    <w:nsid w:val="0B101DDB"/>
+    <w:multiLevelType w:val="multilevel"/>
+    <w:tmpl w:val="2642158C"/>
+    <w:lvl w:ilvl="0">
+      <w:start w:val="1"/>
+      <w:numFmt w:val="bullet"/>
+      <w:lvlText w:val=""/>
+      <w:lvlJc w:val="left"/>
+      <w:pPr>
+        <w:tabs>
+          <w:tab w:val="num" w:pos="720"/>
+        </w:tabs>
+        <w:ind w:left="720" w:hanging="360"/>
+      </w:pPr>
+      <w:rPr>
+        <w:rFonts w:ascii="Symbol" w:hAnsi="Symbol" w:hint="default"/>
+        <w:sz w:val="20"/>
+      </w:rPr>
+    </w:lvl>
+    <w:lvl w:ilvl="1" w:tentative="1">
+      <w:start w:val="1"/>
+      <w:numFmt w:val="bullet"/>
+      <w:lvlText w:val="o"/>
+      <w:lvlJc w:val="left"/>
+      <w:pPr>
+        <w:tabs>
+          <w:tab w:val="num" w:pos="1440"/>
+        </w:tabs>
+        <w:ind w:left="1440" w:hanging="360"/>
+      </w:pPr>
+      <w:rPr>
+        <w:rFonts w:ascii="Courier New" w:hAnsi="Courier New" w:hint="default"/>
+        <w:sz w:val="20"/>
+      </w:rPr>
+    </w:lvl>
+    <w:lvl w:ilvl="2" w:tentative="1">
+      <w:start w:val="1"/>
+      <w:numFmt w:val="bullet"/>
+      <w:lvlText w:val=""/>
+      <w:lvlJc w:val="left"/>
+      <w:pPr>
+        <w:tabs>
+          <w:tab w:val="num" w:pos="2160"/>
+        </w:tabs>
+        <w:ind w:left="2160" w:hanging="360"/>
+      </w:pPr>
+      <w:rPr>
+        <w:rFonts w:ascii="Wingdings" w:hAnsi="Wingdings" w:hint="default"/>
+        <w:sz w:val="20"/>
+      </w:rPr>
+    </w:lvl>
+    <w:lvl w:ilvl="3" w:tentative="1">
+      <w:start w:val="1"/>
+      <w:numFmt w:val="bullet"/>
+      <w:lvlText w:val=""/>
+      <w:lvlJc w:val="left"/>
+      <w:pPr>
+        <w:tabs>
+          <w:tab w:val="num" w:pos="2880"/>
+        </w:tabs>
+        <w:ind w:left="2880" w:hanging="360"/>
+      </w:pPr>
+      <w:rPr>
+        <w:rFonts w:ascii="Wingdings" w:hAnsi="Wingdings" w:hint="default"/>
+        <w:sz w:val="20"/>
+      </w:rPr>
+    </w:lvl>
+    <w:lvl w:ilvl="4" w:tentative="1">
+      <w:start w:val="1"/>
+      <w:numFmt w:val="bullet"/>
+      <w:lvlText w:val=""/>
+      <w:lvlJc w:val="left"/>
+      <w:pPr>
+        <w:tabs>
+          <w:tab w:val="num" w:pos="3600"/>
+        </w:tabs>
+        <w:ind w:left="3600" w:hanging="360"/>
+      </w:pPr>
+      <w:rPr>
+        <w:rFonts w:ascii="Wingdings" w:hAnsi="Wingdings" w:hint="default"/>
+        <w:sz w:val="20"/>
+      </w:rPr>
+    </w:lvl>
+    <w:lvl w:ilvl="5" w:tentative="1">
+      <w:start w:val="1"/>
+      <w:numFmt w:val="bullet"/>
+      <w:lvlText w:val=""/>
+      <w:lvlJc w:val="left"/>
+      <w:pPr>
+        <w:tabs>
+          <w:tab w:val="num" w:pos="4320"/>
+        </w:tabs>
+        <w:ind w:left="4320" w:hanging="360"/>
+      </w:pPr>
+      <w:rPr>
+        <w:rFonts w:ascii="Wingdings" w:hAnsi="Wingdings" w:hint="default"/>
+        <w:sz w:val="20"/>
+      </w:rPr>
+    </w:lvl>
+    <w:lvl w:ilvl="6" w:tentative="1">
+      <w:start w:val="1"/>
+      <w:numFmt w:val="bullet"/>
+      <w:lvlText w:val=""/>
+      <w:lvlJc w:val="left"/>
+      <w:pPr>
+        <w:tabs>
+          <w:tab w:val="num" w:pos="5040"/>
+        </w:tabs>
+        <w:ind w:left="5040" w:hanging="360"/>
+      </w:pPr>
+      <w:rPr>
+        <w:rFonts w:ascii="Wingdings" w:hAnsi="Wingdings" w:hint="default"/>
+        <w:sz w:val="20"/>
+      </w:rPr>
+    </w:lvl>
+    <w:lvl w:ilvl="7" w:tentative="1">
+      <w:start w:val="1"/>
+      <w:numFmt w:val="bullet"/>
+      <w:lvlText w:val=""/>
+      <w:lvlJc w:val="left"/>
+      <w:pPr>
+        <w:tabs>
+          <w:tab w:val="num" w:pos="5760"/>
+        </w:tabs>
+        <w:ind w:left="5760" w:hanging="360"/>
+      </w:pPr>
+      <w:rPr>
+        <w:rFonts w:ascii="Wingdings" w:hAnsi="Wingdings" w:hint="default"/>
+        <w:sz w:val="20"/>
+      </w:rPr>
+    </w:lvl>
+    <w:lvl w:ilvl="8" w:tentative="1">
+      <w:start w:val="1"/>
+      <w:numFmt w:val="bullet"/>
+      <w:lvlText w:val=""/>
+      <w:lvlJc w:val="left"/>
+      <w:pPr>
+        <w:tabs>
+          <w:tab w:val="num" w:pos="6480"/>
+        </w:tabs>
+        <w:ind w:left="6480" w:hanging="360"/>
+      </w:pPr>
+      <w:rPr>
+        <w:rFonts w:ascii="Wingdings" w:hAnsi="Wingdings" w:hint="default"/>
+        <w:sz w:val="20"/>
+      </w:rPr>
+    </w:lvl>
+  </w:abstractNum>
+  <w:abstractNum w:abstractNumId="2" w15:restartNumberingAfterBreak="0">
     <w:nsid w:val="1592268E"/>
     <w:multiLevelType w:val="hybridMultilevel"/>
     <w:tmpl w:val="A9489BAC"/>
@@ -3036,7 +3008,156 @@
       </w:rPr>
     </w:lvl>
   </w:abstractNum>
-  <w:abstractNum w:abstractNumId="2" w15:restartNumberingAfterBreak="0">
+  <w:abstractNum w:abstractNumId="3" w15:restartNumberingAfterBreak="0">
+    <w:nsid w:val="16BF4EFE"/>
+    <w:multiLevelType w:val="multilevel"/>
+    <w:tmpl w:val="520883F2"/>
+    <w:lvl w:ilvl="0">
+      <w:start w:val="1"/>
+      <w:numFmt w:val="bullet"/>
+      <w:lvlText w:val=""/>
+      <w:lvlJc w:val="left"/>
+      <w:pPr>
+        <w:tabs>
+          <w:tab w:val="num" w:pos="720"/>
+        </w:tabs>
+        <w:ind w:left="720" w:hanging="360"/>
+      </w:pPr>
+      <w:rPr>
+        <w:rFonts w:ascii="Symbol" w:hAnsi="Symbol" w:hint="default"/>
+        <w:sz w:val="20"/>
+      </w:rPr>
+    </w:lvl>
+    <w:lvl w:ilvl="1" w:tentative="1">
+      <w:start w:val="1"/>
+      <w:numFmt w:val="bullet"/>
+      <w:lvlText w:val="o"/>
+      <w:lvlJc w:val="left"/>
+      <w:pPr>
+        <w:tabs>
+          <w:tab w:val="num" w:pos="1440"/>
+        </w:tabs>
+        <w:ind w:left="1440" w:hanging="360"/>
+      </w:pPr>
+      <w:rPr>
+        <w:rFonts w:ascii="Courier New" w:hAnsi="Courier New" w:hint="default"/>
+        <w:sz w:val="20"/>
+      </w:rPr>
+    </w:lvl>
+    <w:lvl w:ilvl="2" w:tentative="1">
+      <w:start w:val="1"/>
+      <w:numFmt w:val="bullet"/>
+      <w:lvlText w:val=""/>
+      <w:lvlJc w:val="left"/>
+      <w:pPr>
+        <w:tabs>
+          <w:tab w:val="num" w:pos="2160"/>
+        </w:tabs>
+        <w:ind w:left="2160" w:hanging="360"/>
+      </w:pPr>
+      <w:rPr>
+        <w:rFonts w:ascii="Wingdings" w:hAnsi="Wingdings" w:hint="default"/>
+        <w:sz w:val="20"/>
+      </w:rPr>
+    </w:lvl>
+    <w:lvl w:ilvl="3" w:tentative="1">
+      <w:start w:val="1"/>
+      <w:numFmt w:val="bullet"/>
+      <w:lvlText w:val=""/>
+      <w:lvlJc w:val="left"/>
+      <w:pPr>
+        <w:tabs>
+          <w:tab w:val="num" w:pos="2880"/>
+        </w:tabs>
+        <w:ind w:left="2880" w:hanging="360"/>
+      </w:pPr>
+      <w:rPr>
+        <w:rFonts w:ascii="Wingdings" w:hAnsi="Wingdings" w:hint="default"/>
+        <w:sz w:val="20"/>
+      </w:rPr>
+    </w:lvl>
+    <w:lvl w:ilvl="4" w:tentative="1">
+      <w:start w:val="1"/>
+      <w:numFmt w:val="bullet"/>
+      <w:lvlText w:val=""/>
+      <w:lvlJc w:val="left"/>
+      <w:pPr>
+        <w:tabs>
+          <w:tab w:val="num" w:pos="3600"/>
+        </w:tabs>
+        <w:ind w:left="3600" w:hanging="360"/>
+      </w:pPr>
+      <w:rPr>
+        <w:rFonts w:ascii="Wingdings" w:hAnsi="Wingdings" w:hint="default"/>
+        <w:sz w:val="20"/>
+      </w:rPr>
+    </w:lvl>
+    <w:lvl w:ilvl="5" w:tentative="1">
+      <w:start w:val="1"/>
+      <w:numFmt w:val="bullet"/>
+      <w:lvlText w:val=""/>
+      <w:lvlJc w:val="left"/>
+      <w:pPr>
+        <w:tabs>
+          <w:tab w:val="num" w:pos="4320"/>
+        </w:tabs>
+        <w:ind w:left="4320" w:hanging="360"/>
+      </w:pPr>
+      <w:rPr>
+        <w:rFonts w:ascii="Wingdings" w:hAnsi="Wingdings" w:hint="default"/>
+        <w:sz w:val="20"/>
+      </w:rPr>
+    </w:lvl>
+    <w:lvl w:ilvl="6" w:tentative="1">
+      <w:start w:val="1"/>
+      <w:numFmt w:val="bullet"/>
+      <w:lvlText w:val=""/>
+      <w:lvlJc w:val="left"/>
+      <w:pPr>
+        <w:tabs>
+          <w:tab w:val="num" w:pos="5040"/>
+        </w:tabs>
+        <w:ind w:left="5040" w:hanging="360"/>
+      </w:pPr>
+      <w:rPr>
+        <w:rFonts w:ascii="Wingdings" w:hAnsi="Wingdings" w:hint="default"/>
+        <w:sz w:val="20"/>
+      </w:rPr>
+    </w:lvl>
+    <w:lvl w:ilvl="7" w:tentative="1">
+      <w:start w:val="1"/>
+      <w:numFmt w:val="bullet"/>
+      <w:lvlText w:val=""/>
+      <w:lvlJc w:val="left"/>
+      <w:pPr>
+        <w:tabs>
+          <w:tab w:val="num" w:pos="5760"/>
+        </w:tabs>
+        <w:ind w:left="5760" w:hanging="360"/>
+      </w:pPr>
+      <w:rPr>
+        <w:rFonts w:ascii="Wingdings" w:hAnsi="Wingdings" w:hint="default"/>
+        <w:sz w:val="20"/>
+      </w:rPr>
+    </w:lvl>
+    <w:lvl w:ilvl="8" w:tentative="1">
+      <w:start w:val="1"/>
+      <w:numFmt w:val="bullet"/>
+      <w:lvlText w:val=""/>
+      <w:lvlJc w:val="left"/>
+      <w:pPr>
+        <w:tabs>
+          <w:tab w:val="num" w:pos="6480"/>
+        </w:tabs>
+        <w:ind w:left="6480" w:hanging="360"/>
+      </w:pPr>
+      <w:rPr>
+        <w:rFonts w:ascii="Wingdings" w:hAnsi="Wingdings" w:hint="default"/>
+        <w:sz w:val="20"/>
+      </w:rPr>
+    </w:lvl>
+  </w:abstractNum>
+  <w:abstractNum w:abstractNumId="4" w15:restartNumberingAfterBreak="0">
     <w:nsid w:val="1DB14F2E"/>
     <w:multiLevelType w:val="hybridMultilevel"/>
     <w:tmpl w:val="A42A46D4"/>
@@ -3257,7 +3378,7 @@
       </w:rPr>
     </w:lvl>
   </w:abstractNum>
-  <w:abstractNum w:abstractNumId="3" w15:restartNumberingAfterBreak="0">
+  <w:abstractNum w:abstractNumId="5" w15:restartNumberingAfterBreak="0">
     <w:nsid w:val="201743C5"/>
     <w:multiLevelType w:val="hybridMultilevel"/>
     <w:tmpl w:val="2A9E7842"/>
@@ -3381,7 +3502,156 @@
       </w:rPr>
     </w:lvl>
   </w:abstractNum>
-  <w:abstractNum w:abstractNumId="4" w15:restartNumberingAfterBreak="0">
+  <w:abstractNum w:abstractNumId="6" w15:restartNumberingAfterBreak="0">
+    <w:nsid w:val="21503A2C"/>
+    <w:multiLevelType w:val="multilevel"/>
+    <w:tmpl w:val="E4D6763E"/>
+    <w:lvl w:ilvl="0">
+      <w:start w:val="1"/>
+      <w:numFmt w:val="bullet"/>
+      <w:lvlText w:val=""/>
+      <w:lvlJc w:val="left"/>
+      <w:pPr>
+        <w:tabs>
+          <w:tab w:val="num" w:pos="720"/>
+        </w:tabs>
+        <w:ind w:left="720" w:hanging="360"/>
+      </w:pPr>
+      <w:rPr>
+        <w:rFonts w:ascii="Symbol" w:hAnsi="Symbol" w:hint="default"/>
+        <w:sz w:val="20"/>
+      </w:rPr>
+    </w:lvl>
+    <w:lvl w:ilvl="1" w:tentative="1">
+      <w:start w:val="1"/>
+      <w:numFmt w:val="bullet"/>
+      <w:lvlText w:val="o"/>
+      <w:lvlJc w:val="left"/>
+      <w:pPr>
+        <w:tabs>
+          <w:tab w:val="num" w:pos="1440"/>
+        </w:tabs>
+        <w:ind w:left="1440" w:hanging="360"/>
+      </w:pPr>
+      <w:rPr>
+        <w:rFonts w:ascii="Courier New" w:hAnsi="Courier New" w:hint="default"/>
+        <w:sz w:val="20"/>
+      </w:rPr>
+    </w:lvl>
+    <w:lvl w:ilvl="2" w:tentative="1">
+      <w:start w:val="1"/>
+      <w:numFmt w:val="bullet"/>
+      <w:lvlText w:val=""/>
+      <w:lvlJc w:val="left"/>
+      <w:pPr>
+        <w:tabs>
+          <w:tab w:val="num" w:pos="2160"/>
+        </w:tabs>
+        <w:ind w:left="2160" w:hanging="360"/>
+      </w:pPr>
+      <w:rPr>
+        <w:rFonts w:ascii="Wingdings" w:hAnsi="Wingdings" w:hint="default"/>
+        <w:sz w:val="20"/>
+      </w:rPr>
+    </w:lvl>
+    <w:lvl w:ilvl="3" w:tentative="1">
+      <w:start w:val="1"/>
+      <w:numFmt w:val="bullet"/>
+      <w:lvlText w:val=""/>
+      <w:lvlJc w:val="left"/>
+      <w:pPr>
+        <w:tabs>
+          <w:tab w:val="num" w:pos="2880"/>
+        </w:tabs>
+        <w:ind w:left="2880" w:hanging="360"/>
+      </w:pPr>
+      <w:rPr>
+        <w:rFonts w:ascii="Wingdings" w:hAnsi="Wingdings" w:hint="default"/>
+        <w:sz w:val="20"/>
+      </w:rPr>
+    </w:lvl>
+    <w:lvl w:ilvl="4" w:tentative="1">
+      <w:start w:val="1"/>
+      <w:numFmt w:val="bullet"/>
+      <w:lvlText w:val=""/>
+      <w:lvlJc w:val="left"/>
+      <w:pPr>
+        <w:tabs>
+          <w:tab w:val="num" w:pos="3600"/>
+        </w:tabs>
+        <w:ind w:left="3600" w:hanging="360"/>
+      </w:pPr>
+      <w:rPr>
+        <w:rFonts w:ascii="Wingdings" w:hAnsi="Wingdings" w:hint="default"/>
+        <w:sz w:val="20"/>
+      </w:rPr>
+    </w:lvl>
+    <w:lvl w:ilvl="5" w:tentative="1">
+      <w:start w:val="1"/>
+      <w:numFmt w:val="bullet"/>
+      <w:lvlText w:val=""/>
+      <w:lvlJc w:val="left"/>
+      <w:pPr>
+        <w:tabs>
+          <w:tab w:val="num" w:pos="4320"/>
+        </w:tabs>
+        <w:ind w:left="4320" w:hanging="360"/>
+      </w:pPr>
+      <w:rPr>
+        <w:rFonts w:ascii="Wingdings" w:hAnsi="Wingdings" w:hint="default"/>
+        <w:sz w:val="20"/>
+      </w:rPr>
+    </w:lvl>
+    <w:lvl w:ilvl="6" w:tentative="1">
+      <w:start w:val="1"/>
+      <w:numFmt w:val="bullet"/>
+      <w:lvlText w:val=""/>
+      <w:lvlJc w:val="left"/>
+      <w:pPr>
+        <w:tabs>
+          <w:tab w:val="num" w:pos="5040"/>
+        </w:tabs>
+        <w:ind w:left="5040" w:hanging="360"/>
+      </w:pPr>
+      <w:rPr>
+        <w:rFonts w:ascii="Wingdings" w:hAnsi="Wingdings" w:hint="default"/>
+        <w:sz w:val="20"/>
+      </w:rPr>
+    </w:lvl>
+    <w:lvl w:ilvl="7" w:tentative="1">
+      <w:start w:val="1"/>
+      <w:numFmt w:val="bullet"/>
+      <w:lvlText w:val=""/>
+      <w:lvlJc w:val="left"/>
+      <w:pPr>
+        <w:tabs>
+          <w:tab w:val="num" w:pos="5760"/>
+        </w:tabs>
+        <w:ind w:left="5760" w:hanging="360"/>
+      </w:pPr>
+      <w:rPr>
+        <w:rFonts w:ascii="Wingdings" w:hAnsi="Wingdings" w:hint="default"/>
+        <w:sz w:val="20"/>
+      </w:rPr>
+    </w:lvl>
+    <w:lvl w:ilvl="8" w:tentative="1">
+      <w:start w:val="1"/>
+      <w:numFmt w:val="bullet"/>
+      <w:lvlText w:val=""/>
+      <w:lvlJc w:val="left"/>
+      <w:pPr>
+        <w:tabs>
+          <w:tab w:val="num" w:pos="6480"/>
+        </w:tabs>
+        <w:ind w:left="6480" w:hanging="360"/>
+      </w:pPr>
+      <w:rPr>
+        <w:rFonts w:ascii="Wingdings" w:hAnsi="Wingdings" w:hint="default"/>
+        <w:sz w:val="20"/>
+      </w:rPr>
+    </w:lvl>
+  </w:abstractNum>
+  <w:abstractNum w:abstractNumId="7" w15:restartNumberingAfterBreak="0">
     <w:nsid w:val="2A6A65A1"/>
     <w:multiLevelType w:val="multilevel"/>
     <w:tmpl w:val="49C6BF6E"/>
@@ -3530,7 +3800,305 @@
       </w:rPr>
     </w:lvl>
   </w:abstractNum>
-  <w:abstractNum w:abstractNumId="5" w15:restartNumberingAfterBreak="0">
+  <w:abstractNum w:abstractNumId="8" w15:restartNumberingAfterBreak="0">
+    <w:nsid w:val="344F00EB"/>
+    <w:multiLevelType w:val="multilevel"/>
+    <w:tmpl w:val="BA107D68"/>
+    <w:lvl w:ilvl="0">
+      <w:start w:val="1"/>
+      <w:numFmt w:val="bullet"/>
+      <w:lvlText w:val=""/>
+      <w:lvlJc w:val="left"/>
+      <w:pPr>
+        <w:tabs>
+          <w:tab w:val="num" w:pos="720"/>
+        </w:tabs>
+        <w:ind w:left="720" w:hanging="360"/>
+      </w:pPr>
+      <w:rPr>
+        <w:rFonts w:ascii="Symbol" w:hAnsi="Symbol" w:hint="default"/>
+        <w:sz w:val="20"/>
+      </w:rPr>
+    </w:lvl>
+    <w:lvl w:ilvl="1" w:tentative="1">
+      <w:start w:val="1"/>
+      <w:numFmt w:val="bullet"/>
+      <w:lvlText w:val="o"/>
+      <w:lvlJc w:val="left"/>
+      <w:pPr>
+        <w:tabs>
+          <w:tab w:val="num" w:pos="1440"/>
+        </w:tabs>
+        <w:ind w:left="1440" w:hanging="360"/>
+      </w:pPr>
+      <w:rPr>
+        <w:rFonts w:ascii="Courier New" w:hAnsi="Courier New" w:hint="default"/>
+        <w:sz w:val="20"/>
+      </w:rPr>
+    </w:lvl>
+    <w:lvl w:ilvl="2" w:tentative="1">
+      <w:start w:val="1"/>
+      <w:numFmt w:val="bullet"/>
+      <w:lvlText w:val=""/>
+      <w:lvlJc w:val="left"/>
+      <w:pPr>
+        <w:tabs>
+          <w:tab w:val="num" w:pos="2160"/>
+        </w:tabs>
+        <w:ind w:left="2160" w:hanging="360"/>
+      </w:pPr>
+      <w:rPr>
+        <w:rFonts w:ascii="Wingdings" w:hAnsi="Wingdings" w:hint="default"/>
+        <w:sz w:val="20"/>
+      </w:rPr>
+    </w:lvl>
+    <w:lvl w:ilvl="3" w:tentative="1">
+      <w:start w:val="1"/>
+      <w:numFmt w:val="bullet"/>
+      <w:lvlText w:val=""/>
+      <w:lvlJc w:val="left"/>
+      <w:pPr>
+        <w:tabs>
+          <w:tab w:val="num" w:pos="2880"/>
+        </w:tabs>
+        <w:ind w:left="2880" w:hanging="360"/>
+      </w:pPr>
+      <w:rPr>
+        <w:rFonts w:ascii="Wingdings" w:hAnsi="Wingdings" w:hint="default"/>
+        <w:sz w:val="20"/>
+      </w:rPr>
+    </w:lvl>
+    <w:lvl w:ilvl="4" w:tentative="1">
+      <w:start w:val="1"/>
+      <w:numFmt w:val="bullet"/>
+      <w:lvlText w:val=""/>
+      <w:lvlJc w:val="left"/>
+      <w:pPr>
+        <w:tabs>
+          <w:tab w:val="num" w:pos="3600"/>
+        </w:tabs>
+        <w:ind w:left="3600" w:hanging="360"/>
+      </w:pPr>
+      <w:rPr>
+        <w:rFonts w:ascii="Wingdings" w:hAnsi="Wingdings" w:hint="default"/>
+        <w:sz w:val="20"/>
+      </w:rPr>
+    </w:lvl>
+    <w:lvl w:ilvl="5" w:tentative="1">
+      <w:start w:val="1"/>
+      <w:numFmt w:val="bullet"/>
+      <w:lvlText w:val=""/>
+      <w:lvlJc w:val="left"/>
+      <w:pPr>
+        <w:tabs>
+          <w:tab w:val="num" w:pos="4320"/>
+        </w:tabs>
+        <w:ind w:left="4320" w:hanging="360"/>
+      </w:pPr>
+      <w:rPr>
+        <w:rFonts w:ascii="Wingdings" w:hAnsi="Wingdings" w:hint="default"/>
+        <w:sz w:val="20"/>
+      </w:rPr>
+    </w:lvl>
+    <w:lvl w:ilvl="6" w:tentative="1">
+      <w:start w:val="1"/>
+      <w:numFmt w:val="bullet"/>
+      <w:lvlText w:val=""/>
+      <w:lvlJc w:val="left"/>
+      <w:pPr>
+        <w:tabs>
+          <w:tab w:val="num" w:pos="5040"/>
+        </w:tabs>
+        <w:ind w:left="5040" w:hanging="360"/>
+      </w:pPr>
+      <w:rPr>
+        <w:rFonts w:ascii="Wingdings" w:hAnsi="Wingdings" w:hint="default"/>
+        <w:sz w:val="20"/>
+      </w:rPr>
+    </w:lvl>
+    <w:lvl w:ilvl="7" w:tentative="1">
+      <w:start w:val="1"/>
+      <w:numFmt w:val="bullet"/>
+      <w:lvlText w:val=""/>
+      <w:lvlJc w:val="left"/>
+      <w:pPr>
+        <w:tabs>
+          <w:tab w:val="num" w:pos="5760"/>
+        </w:tabs>
+        <w:ind w:left="5760" w:hanging="360"/>
+      </w:pPr>
+      <w:rPr>
+        <w:rFonts w:ascii="Wingdings" w:hAnsi="Wingdings" w:hint="default"/>
+        <w:sz w:val="20"/>
+      </w:rPr>
+    </w:lvl>
+    <w:lvl w:ilvl="8" w:tentative="1">
+      <w:start w:val="1"/>
+      <w:numFmt w:val="bullet"/>
+      <w:lvlText w:val=""/>
+      <w:lvlJc w:val="left"/>
+      <w:pPr>
+        <w:tabs>
+          <w:tab w:val="num" w:pos="6480"/>
+        </w:tabs>
+        <w:ind w:left="6480" w:hanging="360"/>
+      </w:pPr>
+      <w:rPr>
+        <w:rFonts w:ascii="Wingdings" w:hAnsi="Wingdings" w:hint="default"/>
+        <w:sz w:val="20"/>
+      </w:rPr>
+    </w:lvl>
+  </w:abstractNum>
+  <w:abstractNum w:abstractNumId="9" w15:restartNumberingAfterBreak="0">
+    <w:nsid w:val="36093452"/>
+    <w:multiLevelType w:val="multilevel"/>
+    <w:tmpl w:val="B180F18E"/>
+    <w:lvl w:ilvl="0">
+      <w:start w:val="1"/>
+      <w:numFmt w:val="bullet"/>
+      <w:lvlText w:val=""/>
+      <w:lvlJc w:val="left"/>
+      <w:pPr>
+        <w:tabs>
+          <w:tab w:val="num" w:pos="720"/>
+        </w:tabs>
+        <w:ind w:left="720" w:hanging="360"/>
+      </w:pPr>
+      <w:rPr>
+        <w:rFonts w:ascii="Symbol" w:hAnsi="Symbol" w:hint="default"/>
+        <w:sz w:val="20"/>
+      </w:rPr>
+    </w:lvl>
+    <w:lvl w:ilvl="1" w:tentative="1">
+      <w:start w:val="1"/>
+      <w:numFmt w:val="bullet"/>
+      <w:lvlText w:val="o"/>
+      <w:lvlJc w:val="left"/>
+      <w:pPr>
+        <w:tabs>
+          <w:tab w:val="num" w:pos="1440"/>
+        </w:tabs>
+        <w:ind w:left="1440" w:hanging="360"/>
+      </w:pPr>
+      <w:rPr>
+        <w:rFonts w:ascii="Courier New" w:hAnsi="Courier New" w:hint="default"/>
+        <w:sz w:val="20"/>
+      </w:rPr>
+    </w:lvl>
+    <w:lvl w:ilvl="2" w:tentative="1">
+      <w:start w:val="1"/>
+      <w:numFmt w:val="bullet"/>
+      <w:lvlText w:val=""/>
+      <w:lvlJc w:val="left"/>
+      <w:pPr>
+        <w:tabs>
+          <w:tab w:val="num" w:pos="2160"/>
+        </w:tabs>
+        <w:ind w:left="2160" w:hanging="360"/>
+      </w:pPr>
+      <w:rPr>
+        <w:rFonts w:ascii="Wingdings" w:hAnsi="Wingdings" w:hint="default"/>
+        <w:sz w:val="20"/>
+      </w:rPr>
+    </w:lvl>
+    <w:lvl w:ilvl="3" w:tentative="1">
+      <w:start w:val="1"/>
+      <w:numFmt w:val="bullet"/>
+      <w:lvlText w:val=""/>
+      <w:lvlJc w:val="left"/>
+      <w:pPr>
+        <w:tabs>
+          <w:tab w:val="num" w:pos="2880"/>
+        </w:tabs>
+        <w:ind w:left="2880" w:hanging="360"/>
+      </w:pPr>
+      <w:rPr>
+        <w:rFonts w:ascii="Wingdings" w:hAnsi="Wingdings" w:hint="default"/>
+        <w:sz w:val="20"/>
+      </w:rPr>
+    </w:lvl>
+    <w:lvl w:ilvl="4" w:tentative="1">
+      <w:start w:val="1"/>
+      <w:numFmt w:val="bullet"/>
+      <w:lvlText w:val=""/>
+      <w:lvlJc w:val="left"/>
+      <w:pPr>
+        <w:tabs>
+          <w:tab w:val="num" w:pos="3600"/>
+        </w:tabs>
+        <w:ind w:left="3600" w:hanging="360"/>
+      </w:pPr>
+      <w:rPr>
+        <w:rFonts w:ascii="Wingdings" w:hAnsi="Wingdings" w:hint="default"/>
+        <w:sz w:val="20"/>
+      </w:rPr>
+    </w:lvl>
+    <w:lvl w:ilvl="5" w:tentative="1">
+      <w:start w:val="1"/>
+      <w:numFmt w:val="bullet"/>
+      <w:lvlText w:val=""/>
+      <w:lvlJc w:val="left"/>
+      <w:pPr>
+        <w:tabs>
+          <w:tab w:val="num" w:pos="4320"/>
+        </w:tabs>
+        <w:ind w:left="4320" w:hanging="360"/>
+      </w:pPr>
+      <w:rPr>
+        <w:rFonts w:ascii="Wingdings" w:hAnsi="Wingdings" w:hint="default"/>
+        <w:sz w:val="20"/>
+      </w:rPr>
+    </w:lvl>
+    <w:lvl w:ilvl="6" w:tentative="1">
+      <w:start w:val="1"/>
+      <w:numFmt w:val="bullet"/>
+      <w:lvlText w:val=""/>
+      <w:lvlJc w:val="left"/>
+      <w:pPr>
+        <w:tabs>
+          <w:tab w:val="num" w:pos="5040"/>
+        </w:tabs>
+        <w:ind w:left="5040" w:hanging="360"/>
+      </w:pPr>
+      <w:rPr>
+        <w:rFonts w:ascii="Wingdings" w:hAnsi="Wingdings" w:hint="default"/>
+        <w:sz w:val="20"/>
+      </w:rPr>
+    </w:lvl>
+    <w:lvl w:ilvl="7" w:tentative="1">
+      <w:start w:val="1"/>
+      <w:numFmt w:val="bullet"/>
+      <w:lvlText w:val=""/>
+      <w:lvlJc w:val="left"/>
+      <w:pPr>
+        <w:tabs>
+          <w:tab w:val="num" w:pos="5760"/>
+        </w:tabs>
+        <w:ind w:left="5760" w:hanging="360"/>
+      </w:pPr>
+      <w:rPr>
+        <w:rFonts w:ascii="Wingdings" w:hAnsi="Wingdings" w:hint="default"/>
+        <w:sz w:val="20"/>
+      </w:rPr>
+    </w:lvl>
+    <w:lvl w:ilvl="8" w:tentative="1">
+      <w:start w:val="1"/>
+      <w:numFmt w:val="bullet"/>
+      <w:lvlText w:val=""/>
+      <w:lvlJc w:val="left"/>
+      <w:pPr>
+        <w:tabs>
+          <w:tab w:val="num" w:pos="6480"/>
+        </w:tabs>
+        <w:ind w:left="6480" w:hanging="360"/>
+      </w:pPr>
+      <w:rPr>
+        <w:rFonts w:ascii="Wingdings" w:hAnsi="Wingdings" w:hint="default"/>
+        <w:sz w:val="20"/>
+      </w:rPr>
+    </w:lvl>
+  </w:abstractNum>
+  <w:abstractNum w:abstractNumId="10" w15:restartNumberingAfterBreak="0">
     <w:nsid w:val="40D03703"/>
     <w:multiLevelType w:val="multilevel"/>
     <w:tmpl w:val="402414A8"/>
@@ -3679,7 +4247,454 @@
       </w:rPr>
     </w:lvl>
   </w:abstractNum>
-  <w:abstractNum w:abstractNumId="6" w15:restartNumberingAfterBreak="0">
+  <w:abstractNum w:abstractNumId="11" w15:restartNumberingAfterBreak="0">
+    <w:nsid w:val="42A3308C"/>
+    <w:multiLevelType w:val="multilevel"/>
+    <w:tmpl w:val="30CC6370"/>
+    <w:lvl w:ilvl="0">
+      <w:start w:val="1"/>
+      <w:numFmt w:val="bullet"/>
+      <w:lvlText w:val=""/>
+      <w:lvlJc w:val="left"/>
+      <w:pPr>
+        <w:tabs>
+          <w:tab w:val="num" w:pos="720"/>
+        </w:tabs>
+        <w:ind w:left="720" w:hanging="360"/>
+      </w:pPr>
+      <w:rPr>
+        <w:rFonts w:ascii="Symbol" w:hAnsi="Symbol" w:hint="default"/>
+        <w:sz w:val="20"/>
+      </w:rPr>
+    </w:lvl>
+    <w:lvl w:ilvl="1" w:tentative="1">
+      <w:start w:val="1"/>
+      <w:numFmt w:val="bullet"/>
+      <w:lvlText w:val="o"/>
+      <w:lvlJc w:val="left"/>
+      <w:pPr>
+        <w:tabs>
+          <w:tab w:val="num" w:pos="1440"/>
+        </w:tabs>
+        <w:ind w:left="1440" w:hanging="360"/>
+      </w:pPr>
+      <w:rPr>
+        <w:rFonts w:ascii="Courier New" w:hAnsi="Courier New" w:hint="default"/>
+        <w:sz w:val="20"/>
+      </w:rPr>
+    </w:lvl>
+    <w:lvl w:ilvl="2" w:tentative="1">
+      <w:start w:val="1"/>
+      <w:numFmt w:val="bullet"/>
+      <w:lvlText w:val=""/>
+      <w:lvlJc w:val="left"/>
+      <w:pPr>
+        <w:tabs>
+          <w:tab w:val="num" w:pos="2160"/>
+        </w:tabs>
+        <w:ind w:left="2160" w:hanging="360"/>
+      </w:pPr>
+      <w:rPr>
+        <w:rFonts w:ascii="Wingdings" w:hAnsi="Wingdings" w:hint="default"/>
+        <w:sz w:val="20"/>
+      </w:rPr>
+    </w:lvl>
+    <w:lvl w:ilvl="3" w:tentative="1">
+      <w:start w:val="1"/>
+      <w:numFmt w:val="bullet"/>
+      <w:lvlText w:val=""/>
+      <w:lvlJc w:val="left"/>
+      <w:pPr>
+        <w:tabs>
+          <w:tab w:val="num" w:pos="2880"/>
+        </w:tabs>
+        <w:ind w:left="2880" w:hanging="360"/>
+      </w:pPr>
+      <w:rPr>
+        <w:rFonts w:ascii="Wingdings" w:hAnsi="Wingdings" w:hint="default"/>
+        <w:sz w:val="20"/>
+      </w:rPr>
+    </w:lvl>
+    <w:lvl w:ilvl="4" w:tentative="1">
+      <w:start w:val="1"/>
+      <w:numFmt w:val="bullet"/>
+      <w:lvlText w:val=""/>
+      <w:lvlJc w:val="left"/>
+      <w:pPr>
+        <w:tabs>
+          <w:tab w:val="num" w:pos="3600"/>
+        </w:tabs>
+        <w:ind w:left="3600" w:hanging="360"/>
+      </w:pPr>
+      <w:rPr>
+        <w:rFonts w:ascii="Wingdings" w:hAnsi="Wingdings" w:hint="default"/>
+        <w:sz w:val="20"/>
+      </w:rPr>
+    </w:lvl>
+    <w:lvl w:ilvl="5" w:tentative="1">
+      <w:start w:val="1"/>
+      <w:numFmt w:val="bullet"/>
+      <w:lvlText w:val=""/>
+      <w:lvlJc w:val="left"/>
+      <w:pPr>
+        <w:tabs>
+          <w:tab w:val="num" w:pos="4320"/>
+        </w:tabs>
+        <w:ind w:left="4320" w:hanging="360"/>
+      </w:pPr>
+      <w:rPr>
+        <w:rFonts w:ascii="Wingdings" w:hAnsi="Wingdings" w:hint="default"/>
+        <w:sz w:val="20"/>
+      </w:rPr>
+    </w:lvl>
+    <w:lvl w:ilvl="6" w:tentative="1">
+      <w:start w:val="1"/>
+      <w:numFmt w:val="bullet"/>
+      <w:lvlText w:val=""/>
+      <w:lvlJc w:val="left"/>
+      <w:pPr>
+        <w:tabs>
+          <w:tab w:val="num" w:pos="5040"/>
+        </w:tabs>
+        <w:ind w:left="5040" w:hanging="360"/>
+      </w:pPr>
+      <w:rPr>
+        <w:rFonts w:ascii="Wingdings" w:hAnsi="Wingdings" w:hint="default"/>
+        <w:sz w:val="20"/>
+      </w:rPr>
+    </w:lvl>
+    <w:lvl w:ilvl="7" w:tentative="1">
+      <w:start w:val="1"/>
+      <w:numFmt w:val="bullet"/>
+      <w:lvlText w:val=""/>
+      <w:lvlJc w:val="left"/>
+      <w:pPr>
+        <w:tabs>
+          <w:tab w:val="num" w:pos="5760"/>
+        </w:tabs>
+        <w:ind w:left="5760" w:hanging="360"/>
+      </w:pPr>
+      <w:rPr>
+        <w:rFonts w:ascii="Wingdings" w:hAnsi="Wingdings" w:hint="default"/>
+        <w:sz w:val="20"/>
+      </w:rPr>
+    </w:lvl>
+    <w:lvl w:ilvl="8" w:tentative="1">
+      <w:start w:val="1"/>
+      <w:numFmt w:val="bullet"/>
+      <w:lvlText w:val=""/>
+      <w:lvlJc w:val="left"/>
+      <w:pPr>
+        <w:tabs>
+          <w:tab w:val="num" w:pos="6480"/>
+        </w:tabs>
+        <w:ind w:left="6480" w:hanging="360"/>
+      </w:pPr>
+      <w:rPr>
+        <w:rFonts w:ascii="Wingdings" w:hAnsi="Wingdings" w:hint="default"/>
+        <w:sz w:val="20"/>
+      </w:rPr>
+    </w:lvl>
+  </w:abstractNum>
+  <w:abstractNum w:abstractNumId="12" w15:restartNumberingAfterBreak="0">
+    <w:nsid w:val="4E1661EE"/>
+    <w:multiLevelType w:val="multilevel"/>
+    <w:tmpl w:val="8BB4FBEC"/>
+    <w:lvl w:ilvl="0">
+      <w:start w:val="1"/>
+      <w:numFmt w:val="bullet"/>
+      <w:lvlText w:val=""/>
+      <w:lvlJc w:val="left"/>
+      <w:pPr>
+        <w:tabs>
+          <w:tab w:val="num" w:pos="720"/>
+        </w:tabs>
+        <w:ind w:left="720" w:hanging="360"/>
+      </w:pPr>
+      <w:rPr>
+        <w:rFonts w:ascii="Symbol" w:hAnsi="Symbol" w:hint="default"/>
+        <w:sz w:val="20"/>
+      </w:rPr>
+    </w:lvl>
+    <w:lvl w:ilvl="1" w:tentative="1">
+      <w:start w:val="1"/>
+      <w:numFmt w:val="bullet"/>
+      <w:lvlText w:val="o"/>
+      <w:lvlJc w:val="left"/>
+      <w:pPr>
+        <w:tabs>
+          <w:tab w:val="num" w:pos="1440"/>
+        </w:tabs>
+        <w:ind w:left="1440" w:hanging="360"/>
+      </w:pPr>
+      <w:rPr>
+        <w:rFonts w:ascii="Courier New" w:hAnsi="Courier New" w:hint="default"/>
+        <w:sz w:val="20"/>
+      </w:rPr>
+    </w:lvl>
+    <w:lvl w:ilvl="2" w:tentative="1">
+      <w:start w:val="1"/>
+      <w:numFmt w:val="bullet"/>
+      <w:lvlText w:val=""/>
+      <w:lvlJc w:val="left"/>
+      <w:pPr>
+        <w:tabs>
+          <w:tab w:val="num" w:pos="2160"/>
+        </w:tabs>
+        <w:ind w:left="2160" w:hanging="360"/>
+      </w:pPr>
+      <w:rPr>
+        <w:rFonts w:ascii="Wingdings" w:hAnsi="Wingdings" w:hint="default"/>
+        <w:sz w:val="20"/>
+      </w:rPr>
+    </w:lvl>
+    <w:lvl w:ilvl="3" w:tentative="1">
+      <w:start w:val="1"/>
+      <w:numFmt w:val="bullet"/>
+      <w:lvlText w:val=""/>
+      <w:lvlJc w:val="left"/>
+      <w:pPr>
+        <w:tabs>
+          <w:tab w:val="num" w:pos="2880"/>
+        </w:tabs>
+        <w:ind w:left="2880" w:hanging="360"/>
+      </w:pPr>
+      <w:rPr>
+        <w:rFonts w:ascii="Wingdings" w:hAnsi="Wingdings" w:hint="default"/>
+        <w:sz w:val="20"/>
+      </w:rPr>
+    </w:lvl>
+    <w:lvl w:ilvl="4" w:tentative="1">
+      <w:start w:val="1"/>
+      <w:numFmt w:val="bullet"/>
+      <w:lvlText w:val=""/>
+      <w:lvlJc w:val="left"/>
+      <w:pPr>
+        <w:tabs>
+          <w:tab w:val="num" w:pos="3600"/>
+        </w:tabs>
+        <w:ind w:left="3600" w:hanging="360"/>
+      </w:pPr>
+      <w:rPr>
+        <w:rFonts w:ascii="Wingdings" w:hAnsi="Wingdings" w:hint="default"/>
+        <w:sz w:val="20"/>
+      </w:rPr>
+    </w:lvl>
+    <w:lvl w:ilvl="5" w:tentative="1">
+      <w:start w:val="1"/>
+      <w:numFmt w:val="bullet"/>
+      <w:lvlText w:val=""/>
+      <w:lvlJc w:val="left"/>
+      <w:pPr>
+        <w:tabs>
+          <w:tab w:val="num" w:pos="4320"/>
+        </w:tabs>
+        <w:ind w:left="4320" w:hanging="360"/>
+      </w:pPr>
+      <w:rPr>
+        <w:rFonts w:ascii="Wingdings" w:hAnsi="Wingdings" w:hint="default"/>
+        <w:sz w:val="20"/>
+      </w:rPr>
+    </w:lvl>
+    <w:lvl w:ilvl="6" w:tentative="1">
+      <w:start w:val="1"/>
+      <w:numFmt w:val="bullet"/>
+      <w:lvlText w:val=""/>
+      <w:lvlJc w:val="left"/>
+      <w:pPr>
+        <w:tabs>
+          <w:tab w:val="num" w:pos="5040"/>
+        </w:tabs>
+        <w:ind w:left="5040" w:hanging="360"/>
+      </w:pPr>
+      <w:rPr>
+        <w:rFonts w:ascii="Wingdings" w:hAnsi="Wingdings" w:hint="default"/>
+        <w:sz w:val="20"/>
+      </w:rPr>
+    </w:lvl>
+    <w:lvl w:ilvl="7" w:tentative="1">
+      <w:start w:val="1"/>
+      <w:numFmt w:val="bullet"/>
+      <w:lvlText w:val=""/>
+      <w:lvlJc w:val="left"/>
+      <w:pPr>
+        <w:tabs>
+          <w:tab w:val="num" w:pos="5760"/>
+        </w:tabs>
+        <w:ind w:left="5760" w:hanging="360"/>
+      </w:pPr>
+      <w:rPr>
+        <w:rFonts w:ascii="Wingdings" w:hAnsi="Wingdings" w:hint="default"/>
+        <w:sz w:val="20"/>
+      </w:rPr>
+    </w:lvl>
+    <w:lvl w:ilvl="8" w:tentative="1">
+      <w:start w:val="1"/>
+      <w:numFmt w:val="bullet"/>
+      <w:lvlText w:val=""/>
+      <w:lvlJc w:val="left"/>
+      <w:pPr>
+        <w:tabs>
+          <w:tab w:val="num" w:pos="6480"/>
+        </w:tabs>
+        <w:ind w:left="6480" w:hanging="360"/>
+      </w:pPr>
+      <w:rPr>
+        <w:rFonts w:ascii="Wingdings" w:hAnsi="Wingdings" w:hint="default"/>
+        <w:sz w:val="20"/>
+      </w:rPr>
+    </w:lvl>
+  </w:abstractNum>
+  <w:abstractNum w:abstractNumId="13" w15:restartNumberingAfterBreak="0">
+    <w:nsid w:val="4FA70432"/>
+    <w:multiLevelType w:val="multilevel"/>
+    <w:tmpl w:val="345C3C50"/>
+    <w:lvl w:ilvl="0">
+      <w:start w:val="1"/>
+      <w:numFmt w:val="bullet"/>
+      <w:lvlText w:val=""/>
+      <w:lvlJc w:val="left"/>
+      <w:pPr>
+        <w:tabs>
+          <w:tab w:val="num" w:pos="720"/>
+        </w:tabs>
+        <w:ind w:left="720" w:hanging="360"/>
+      </w:pPr>
+      <w:rPr>
+        <w:rFonts w:ascii="Symbol" w:hAnsi="Symbol" w:hint="default"/>
+        <w:sz w:val="20"/>
+      </w:rPr>
+    </w:lvl>
+    <w:lvl w:ilvl="1" w:tentative="1">
+      <w:start w:val="1"/>
+      <w:numFmt w:val="bullet"/>
+      <w:lvlText w:val="o"/>
+      <w:lvlJc w:val="left"/>
+      <w:pPr>
+        <w:tabs>
+          <w:tab w:val="num" w:pos="1440"/>
+        </w:tabs>
+        <w:ind w:left="1440" w:hanging="360"/>
+      </w:pPr>
+      <w:rPr>
+        <w:rFonts w:ascii="Courier New" w:hAnsi="Courier New" w:hint="default"/>
+        <w:sz w:val="20"/>
+      </w:rPr>
+    </w:lvl>
+    <w:lvl w:ilvl="2" w:tentative="1">
+      <w:start w:val="1"/>
+      <w:numFmt w:val="bullet"/>
+      <w:lvlText w:val=""/>
+      <w:lvlJc w:val="left"/>
+      <w:pPr>
+        <w:tabs>
+          <w:tab w:val="num" w:pos="2160"/>
+        </w:tabs>
+        <w:ind w:left="2160" w:hanging="360"/>
+      </w:pPr>
+      <w:rPr>
+        <w:rFonts w:ascii="Wingdings" w:hAnsi="Wingdings" w:hint="default"/>
+        <w:sz w:val="20"/>
+      </w:rPr>
+    </w:lvl>
+    <w:lvl w:ilvl="3" w:tentative="1">
+      <w:start w:val="1"/>
+      <w:numFmt w:val="bullet"/>
+      <w:lvlText w:val=""/>
+      <w:lvlJc w:val="left"/>
+      <w:pPr>
+        <w:tabs>
+          <w:tab w:val="num" w:pos="2880"/>
+        </w:tabs>
+        <w:ind w:left="2880" w:hanging="360"/>
+      </w:pPr>
+      <w:rPr>
+        <w:rFonts w:ascii="Wingdings" w:hAnsi="Wingdings" w:hint="default"/>
+        <w:sz w:val="20"/>
+      </w:rPr>
+    </w:lvl>
+    <w:lvl w:ilvl="4" w:tentative="1">
+      <w:start w:val="1"/>
+      <w:numFmt w:val="bullet"/>
+      <w:lvlText w:val=""/>
+      <w:lvlJc w:val="left"/>
+      <w:pPr>
+        <w:tabs>
+          <w:tab w:val="num" w:pos="3600"/>
+        </w:tabs>
+        <w:ind w:left="3600" w:hanging="360"/>
+      </w:pPr>
+      <w:rPr>
+        <w:rFonts w:ascii="Wingdings" w:hAnsi="Wingdings" w:hint="default"/>
+        <w:sz w:val="20"/>
+      </w:rPr>
+    </w:lvl>
+    <w:lvl w:ilvl="5" w:tentative="1">
+      <w:start w:val="1"/>
+      <w:numFmt w:val="bullet"/>
+      <w:lvlText w:val=""/>
+      <w:lvlJc w:val="left"/>
+      <w:pPr>
+        <w:tabs>
+          <w:tab w:val="num" w:pos="4320"/>
+        </w:tabs>
+        <w:ind w:left="4320" w:hanging="360"/>
+      </w:pPr>
+      <w:rPr>
+        <w:rFonts w:ascii="Wingdings" w:hAnsi="Wingdings" w:hint="default"/>
+        <w:sz w:val="20"/>
+      </w:rPr>
+    </w:lvl>
+    <w:lvl w:ilvl="6" w:tentative="1">
+      <w:start w:val="1"/>
+      <w:numFmt w:val="bullet"/>
+      <w:lvlText w:val=""/>
+      <w:lvlJc w:val="left"/>
+      <w:pPr>
+        <w:tabs>
+          <w:tab w:val="num" w:pos="5040"/>
+        </w:tabs>
+        <w:ind w:left="5040" w:hanging="360"/>
+      </w:pPr>
+      <w:rPr>
+        <w:rFonts w:ascii="Wingdings" w:hAnsi="Wingdings" w:hint="default"/>
+        <w:sz w:val="20"/>
+      </w:rPr>
+    </w:lvl>
+    <w:lvl w:ilvl="7" w:tentative="1">
+      <w:start w:val="1"/>
+      <w:numFmt w:val="bullet"/>
+      <w:lvlText w:val=""/>
+      <w:lvlJc w:val="left"/>
+      <w:pPr>
+        <w:tabs>
+          <w:tab w:val="num" w:pos="5760"/>
+        </w:tabs>
+        <w:ind w:left="5760" w:hanging="360"/>
+      </w:pPr>
+      <w:rPr>
+        <w:rFonts w:ascii="Wingdings" w:hAnsi="Wingdings" w:hint="default"/>
+        <w:sz w:val="20"/>
+      </w:rPr>
+    </w:lvl>
+    <w:lvl w:ilvl="8" w:tentative="1">
+      <w:start w:val="1"/>
+      <w:numFmt w:val="bullet"/>
+      <w:lvlText w:val=""/>
+      <w:lvlJc w:val="left"/>
+      <w:pPr>
+        <w:tabs>
+          <w:tab w:val="num" w:pos="6480"/>
+        </w:tabs>
+        <w:ind w:left="6480" w:hanging="360"/>
+      </w:pPr>
+      <w:rPr>
+        <w:rFonts w:ascii="Wingdings" w:hAnsi="Wingdings" w:hint="default"/>
+        <w:sz w:val="20"/>
+      </w:rPr>
+    </w:lvl>
+  </w:abstractNum>
+  <w:abstractNum w:abstractNumId="14" w15:restartNumberingAfterBreak="0">
     <w:nsid w:val="53756682"/>
     <w:multiLevelType w:val="multilevel"/>
     <w:tmpl w:val="944255EE"/>
@@ -3828,7 +4843,7 @@
       </w:rPr>
     </w:lvl>
   </w:abstractNum>
-  <w:abstractNum w:abstractNumId="7" w15:restartNumberingAfterBreak="0">
+  <w:abstractNum w:abstractNumId="15" w15:restartNumberingAfterBreak="0">
     <w:nsid w:val="56E254BF"/>
     <w:multiLevelType w:val="multilevel"/>
     <w:tmpl w:val="F44CC6B4"/>
@@ -3977,7 +4992,7 @@
       </w:rPr>
     </w:lvl>
   </w:abstractNum>
-  <w:abstractNum w:abstractNumId="8" w15:restartNumberingAfterBreak="0">
+  <w:abstractNum w:abstractNumId="16" w15:restartNumberingAfterBreak="0">
     <w:nsid w:val="573550CE"/>
     <w:multiLevelType w:val="hybridMultilevel"/>
     <w:tmpl w:val="4E488BC2"/>
@@ -4198,7 +5213,156 @@
       </w:rPr>
     </w:lvl>
   </w:abstractNum>
-  <w:abstractNum w:abstractNumId="9" w15:restartNumberingAfterBreak="0">
+  <w:abstractNum w:abstractNumId="17" w15:restartNumberingAfterBreak="0">
+    <w:nsid w:val="573855B4"/>
+    <w:multiLevelType w:val="multilevel"/>
+    <w:tmpl w:val="2F681B10"/>
+    <w:lvl w:ilvl="0">
+      <w:start w:val="1"/>
+      <w:numFmt w:val="bullet"/>
+      <w:lvlText w:val=""/>
+      <w:lvlJc w:val="left"/>
+      <w:pPr>
+        <w:tabs>
+          <w:tab w:val="num" w:pos="720"/>
+        </w:tabs>
+        <w:ind w:left="720" w:hanging="360"/>
+      </w:pPr>
+      <w:rPr>
+        <w:rFonts w:ascii="Symbol" w:hAnsi="Symbol" w:hint="default"/>
+        <w:sz w:val="20"/>
+      </w:rPr>
+    </w:lvl>
+    <w:lvl w:ilvl="1" w:tentative="1">
+      <w:start w:val="1"/>
+      <w:numFmt w:val="bullet"/>
+      <w:lvlText w:val="o"/>
+      <w:lvlJc w:val="left"/>
+      <w:pPr>
+        <w:tabs>
+          <w:tab w:val="num" w:pos="1440"/>
+        </w:tabs>
+        <w:ind w:left="1440" w:hanging="360"/>
+      </w:pPr>
+      <w:rPr>
+        <w:rFonts w:ascii="Courier New" w:hAnsi="Courier New" w:hint="default"/>
+        <w:sz w:val="20"/>
+      </w:rPr>
+    </w:lvl>
+    <w:lvl w:ilvl="2" w:tentative="1">
+      <w:start w:val="1"/>
+      <w:numFmt w:val="bullet"/>
+      <w:lvlText w:val=""/>
+      <w:lvlJc w:val="left"/>
+      <w:pPr>
+        <w:tabs>
+          <w:tab w:val="num" w:pos="2160"/>
+        </w:tabs>
+        <w:ind w:left="2160" w:hanging="360"/>
+      </w:pPr>
+      <w:rPr>
+        <w:rFonts w:ascii="Wingdings" w:hAnsi="Wingdings" w:hint="default"/>
+        <w:sz w:val="20"/>
+      </w:rPr>
+    </w:lvl>
+    <w:lvl w:ilvl="3" w:tentative="1">
+      <w:start w:val="1"/>
+      <w:numFmt w:val="bullet"/>
+      <w:lvlText w:val=""/>
+      <w:lvlJc w:val="left"/>
+      <w:pPr>
+        <w:tabs>
+          <w:tab w:val="num" w:pos="2880"/>
+        </w:tabs>
+        <w:ind w:left="2880" w:hanging="360"/>
+      </w:pPr>
+      <w:rPr>
+        <w:rFonts w:ascii="Wingdings" w:hAnsi="Wingdings" w:hint="default"/>
+        <w:sz w:val="20"/>
+      </w:rPr>
+    </w:lvl>
+    <w:lvl w:ilvl="4" w:tentative="1">
+      <w:start w:val="1"/>
+      <w:numFmt w:val="bullet"/>
+      <w:lvlText w:val=""/>
+      <w:lvlJc w:val="left"/>
+      <w:pPr>
+        <w:tabs>
+          <w:tab w:val="num" w:pos="3600"/>
+        </w:tabs>
+        <w:ind w:left="3600" w:hanging="360"/>
+      </w:pPr>
+      <w:rPr>
+        <w:rFonts w:ascii="Wingdings" w:hAnsi="Wingdings" w:hint="default"/>
+        <w:sz w:val="20"/>
+      </w:rPr>
+    </w:lvl>
+    <w:lvl w:ilvl="5" w:tentative="1">
+      <w:start w:val="1"/>
+      <w:numFmt w:val="bullet"/>
+      <w:lvlText w:val=""/>
+      <w:lvlJc w:val="left"/>
+      <w:pPr>
+        <w:tabs>
+          <w:tab w:val="num" w:pos="4320"/>
+        </w:tabs>
+        <w:ind w:left="4320" w:hanging="360"/>
+      </w:pPr>
+      <w:rPr>
+        <w:rFonts w:ascii="Wingdings" w:hAnsi="Wingdings" w:hint="default"/>
+        <w:sz w:val="20"/>
+      </w:rPr>
+    </w:lvl>
+    <w:lvl w:ilvl="6" w:tentative="1">
+      <w:start w:val="1"/>
+      <w:numFmt w:val="bullet"/>
+      <w:lvlText w:val=""/>
+      <w:lvlJc w:val="left"/>
+      <w:pPr>
+        <w:tabs>
+          <w:tab w:val="num" w:pos="5040"/>
+        </w:tabs>
+        <w:ind w:left="5040" w:hanging="360"/>
+      </w:pPr>
+      <w:rPr>
+        <w:rFonts w:ascii="Wingdings" w:hAnsi="Wingdings" w:hint="default"/>
+        <w:sz w:val="20"/>
+      </w:rPr>
+    </w:lvl>
+    <w:lvl w:ilvl="7" w:tentative="1">
+      <w:start w:val="1"/>
+      <w:numFmt w:val="bullet"/>
+      <w:lvlText w:val=""/>
+      <w:lvlJc w:val="left"/>
+      <w:pPr>
+        <w:tabs>
+          <w:tab w:val="num" w:pos="5760"/>
+        </w:tabs>
+        <w:ind w:left="5760" w:hanging="360"/>
+      </w:pPr>
+      <w:rPr>
+        <w:rFonts w:ascii="Wingdings" w:hAnsi="Wingdings" w:hint="default"/>
+        <w:sz w:val="20"/>
+      </w:rPr>
+    </w:lvl>
+    <w:lvl w:ilvl="8" w:tentative="1">
+      <w:start w:val="1"/>
+      <w:numFmt w:val="bullet"/>
+      <w:lvlText w:val=""/>
+      <w:lvlJc w:val="left"/>
+      <w:pPr>
+        <w:tabs>
+          <w:tab w:val="num" w:pos="6480"/>
+        </w:tabs>
+        <w:ind w:left="6480" w:hanging="360"/>
+      </w:pPr>
+      <w:rPr>
+        <w:rFonts w:ascii="Wingdings" w:hAnsi="Wingdings" w:hint="default"/>
+        <w:sz w:val="20"/>
+      </w:rPr>
+    </w:lvl>
+  </w:abstractNum>
+  <w:abstractNum w:abstractNumId="18" w15:restartNumberingAfterBreak="0">
     <w:nsid w:val="5B1E4B15"/>
     <w:multiLevelType w:val="hybridMultilevel"/>
     <w:tmpl w:val="7820C1EE"/>
@@ -4410,7 +5574,7 @@
       </w:rPr>
     </w:lvl>
   </w:abstractNum>
-  <w:abstractNum w:abstractNumId="10" w15:restartNumberingAfterBreak="0">
+  <w:abstractNum w:abstractNumId="19" w15:restartNumberingAfterBreak="0">
     <w:nsid w:val="5E6A4B4E"/>
     <w:multiLevelType w:val="multilevel"/>
     <w:tmpl w:val="0BDC709A"/>
@@ -4526,7 +5690,7 @@
       </w:pPr>
     </w:lvl>
   </w:abstractNum>
-  <w:abstractNum w:abstractNumId="11" w15:restartNumberingAfterBreak="0">
+  <w:abstractNum w:abstractNumId="20" w15:restartNumberingAfterBreak="0">
     <w:nsid w:val="62175734"/>
     <w:multiLevelType w:val="multilevel"/>
     <w:tmpl w:val="7D1E52B2"/>
@@ -4675,7 +5839,156 @@
       </w:rPr>
     </w:lvl>
   </w:abstractNum>
-  <w:abstractNum w:abstractNumId="12" w15:restartNumberingAfterBreak="0">
+  <w:abstractNum w:abstractNumId="21" w15:restartNumberingAfterBreak="0">
+    <w:nsid w:val="63770769"/>
+    <w:multiLevelType w:val="multilevel"/>
+    <w:tmpl w:val="EABCB600"/>
+    <w:lvl w:ilvl="0">
+      <w:start w:val="1"/>
+      <w:numFmt w:val="bullet"/>
+      <w:lvlText w:val=""/>
+      <w:lvlJc w:val="left"/>
+      <w:pPr>
+        <w:tabs>
+          <w:tab w:val="num" w:pos="720"/>
+        </w:tabs>
+        <w:ind w:left="720" w:hanging="360"/>
+      </w:pPr>
+      <w:rPr>
+        <w:rFonts w:ascii="Symbol" w:hAnsi="Symbol" w:hint="default"/>
+        <w:sz w:val="20"/>
+      </w:rPr>
+    </w:lvl>
+    <w:lvl w:ilvl="1" w:tentative="1">
+      <w:start w:val="1"/>
+      <w:numFmt w:val="bullet"/>
+      <w:lvlText w:val="o"/>
+      <w:lvlJc w:val="left"/>
+      <w:pPr>
+        <w:tabs>
+          <w:tab w:val="num" w:pos="1440"/>
+        </w:tabs>
+        <w:ind w:left="1440" w:hanging="360"/>
+      </w:pPr>
+      <w:rPr>
+        <w:rFonts w:ascii="Courier New" w:hAnsi="Courier New" w:hint="default"/>
+        <w:sz w:val="20"/>
+      </w:rPr>
+    </w:lvl>
+    <w:lvl w:ilvl="2" w:tentative="1">
+      <w:start w:val="1"/>
+      <w:numFmt w:val="bullet"/>
+      <w:lvlText w:val=""/>
+      <w:lvlJc w:val="left"/>
+      <w:pPr>
+        <w:tabs>
+          <w:tab w:val="num" w:pos="2160"/>
+        </w:tabs>
+        <w:ind w:left="2160" w:hanging="360"/>
+      </w:pPr>
+      <w:rPr>
+        <w:rFonts w:ascii="Wingdings" w:hAnsi="Wingdings" w:hint="default"/>
+        <w:sz w:val="20"/>
+      </w:rPr>
+    </w:lvl>
+    <w:lvl w:ilvl="3" w:tentative="1">
+      <w:start w:val="1"/>
+      <w:numFmt w:val="bullet"/>
+      <w:lvlText w:val=""/>
+      <w:lvlJc w:val="left"/>
+      <w:pPr>
+        <w:tabs>
+          <w:tab w:val="num" w:pos="2880"/>
+        </w:tabs>
+        <w:ind w:left="2880" w:hanging="360"/>
+      </w:pPr>
+      <w:rPr>
+        <w:rFonts w:ascii="Wingdings" w:hAnsi="Wingdings" w:hint="default"/>
+        <w:sz w:val="20"/>
+      </w:rPr>
+    </w:lvl>
+    <w:lvl w:ilvl="4" w:tentative="1">
+      <w:start w:val="1"/>
+      <w:numFmt w:val="bullet"/>
+      <w:lvlText w:val=""/>
+      <w:lvlJc w:val="left"/>
+      <w:pPr>
+        <w:tabs>
+          <w:tab w:val="num" w:pos="3600"/>
+        </w:tabs>
+        <w:ind w:left="3600" w:hanging="360"/>
+      </w:pPr>
+      <w:rPr>
+        <w:rFonts w:ascii="Wingdings" w:hAnsi="Wingdings" w:hint="default"/>
+        <w:sz w:val="20"/>
+      </w:rPr>
+    </w:lvl>
+    <w:lvl w:ilvl="5" w:tentative="1">
+      <w:start w:val="1"/>
+      <w:numFmt w:val="bullet"/>
+      <w:lvlText w:val=""/>
+      <w:lvlJc w:val="left"/>
+      <w:pPr>
+        <w:tabs>
+          <w:tab w:val="num" w:pos="4320"/>
+        </w:tabs>
+        <w:ind w:left="4320" w:hanging="360"/>
+      </w:pPr>
+      <w:rPr>
+        <w:rFonts w:ascii="Wingdings" w:hAnsi="Wingdings" w:hint="default"/>
+        <w:sz w:val="20"/>
+      </w:rPr>
+    </w:lvl>
+    <w:lvl w:ilvl="6" w:tentative="1">
+      <w:start w:val="1"/>
+      <w:numFmt w:val="bullet"/>
+      <w:lvlText w:val=""/>
+      <w:lvlJc w:val="left"/>
+      <w:pPr>
+        <w:tabs>
+          <w:tab w:val="num" w:pos="5040"/>
+        </w:tabs>
+        <w:ind w:left="5040" w:hanging="360"/>
+      </w:pPr>
+      <w:rPr>
+        <w:rFonts w:ascii="Wingdings" w:hAnsi="Wingdings" w:hint="default"/>
+        <w:sz w:val="20"/>
+      </w:rPr>
+    </w:lvl>
+    <w:lvl w:ilvl="7" w:tentative="1">
+      <w:start w:val="1"/>
+      <w:numFmt w:val="bullet"/>
+      <w:lvlText w:val=""/>
+      <w:lvlJc w:val="left"/>
+      <w:pPr>
+        <w:tabs>
+          <w:tab w:val="num" w:pos="5760"/>
+        </w:tabs>
+        <w:ind w:left="5760" w:hanging="360"/>
+      </w:pPr>
+      <w:rPr>
+        <w:rFonts w:ascii="Wingdings" w:hAnsi="Wingdings" w:hint="default"/>
+        <w:sz w:val="20"/>
+      </w:rPr>
+    </w:lvl>
+    <w:lvl w:ilvl="8" w:tentative="1">
+      <w:start w:val="1"/>
+      <w:numFmt w:val="bullet"/>
+      <w:lvlText w:val=""/>
+      <w:lvlJc w:val="left"/>
+      <w:pPr>
+        <w:tabs>
+          <w:tab w:val="num" w:pos="6480"/>
+        </w:tabs>
+        <w:ind w:left="6480" w:hanging="360"/>
+      </w:pPr>
+      <w:rPr>
+        <w:rFonts w:ascii="Wingdings" w:hAnsi="Wingdings" w:hint="default"/>
+        <w:sz w:val="20"/>
+      </w:rPr>
+    </w:lvl>
+  </w:abstractNum>
+  <w:abstractNum w:abstractNumId="22" w15:restartNumberingAfterBreak="0">
     <w:nsid w:val="6E532D08"/>
     <w:multiLevelType w:val="multilevel"/>
     <w:tmpl w:val="F576685A"/>
@@ -4697,7 +6010,7 @@
       <w:lvlText w:val="%2."/>
       <w:lvlJc w:val="left"/>
       <w:pPr>
-        <w:ind w:left="1440" w:hanging="360"/>
+        <w:ind w:left="644" w:hanging="360"/>
       </w:pPr>
       <w:rPr>
         <w:rFonts w:hint="default"/>
@@ -4789,7 +6102,7 @@
       </w:pPr>
     </w:lvl>
   </w:abstractNum>
-  <w:abstractNum w:abstractNumId="13" w15:restartNumberingAfterBreak="0">
+  <w:abstractNum w:abstractNumId="23" w15:restartNumberingAfterBreak="0">
     <w:nsid w:val="706E04BA"/>
     <w:multiLevelType w:val="multilevel"/>
     <w:tmpl w:val="003EB65C"/>
@@ -4938,7 +6251,7 @@
       </w:rPr>
     </w:lvl>
   </w:abstractNum>
-  <w:abstractNum w:abstractNumId="14" w15:restartNumberingAfterBreak="0">
+  <w:abstractNum w:abstractNumId="24" w15:restartNumberingAfterBreak="0">
     <w:nsid w:val="70AA7CA8"/>
     <w:multiLevelType w:val="hybridMultilevel"/>
     <w:tmpl w:val="89F6247E"/>
@@ -5150,7 +6463,7 @@
       </w:rPr>
     </w:lvl>
   </w:abstractNum>
-  <w:abstractNum w:abstractNumId="15" w15:restartNumberingAfterBreak="0">
+  <w:abstractNum w:abstractNumId="25" w15:restartNumberingAfterBreak="0">
     <w:nsid w:val="73E26692"/>
     <w:multiLevelType w:val="multilevel"/>
     <w:tmpl w:val="9DD435D4"/>
@@ -5263,7 +6576,7 @@
       </w:pPr>
     </w:lvl>
   </w:abstractNum>
-  <w:abstractNum w:abstractNumId="16" w15:restartNumberingAfterBreak="0">
+  <w:abstractNum w:abstractNumId="26" w15:restartNumberingAfterBreak="0">
     <w:nsid w:val="7A4C10F1"/>
     <w:multiLevelType w:val="hybridMultilevel"/>
     <w:tmpl w:val="2542D2A6"/>
@@ -5376,7 +6689,7 @@
       </w:rPr>
     </w:lvl>
   </w:abstractNum>
-  <w:abstractNum w:abstractNumId="17" w15:restartNumberingAfterBreak="0">
+  <w:abstractNum w:abstractNumId="27" w15:restartNumberingAfterBreak="0">
     <w:nsid w:val="7DC71EC7"/>
     <w:multiLevelType w:val="multilevel"/>
     <w:tmpl w:val="BF48A0E4"/>
@@ -5526,34 +6839,34 @@
     </w:lvl>
   </w:abstractNum>
   <w:num w:numId="1" w16cid:durableId="1949191210">
-    <w:abstractNumId w:val="14"/>
+    <w:abstractNumId w:val="24"/>
   </w:num>
   <w:num w:numId="2" w16cid:durableId="88280722">
-    <w:abstractNumId w:val="8"/>
+    <w:abstractNumId w:val="16"/>
   </w:num>
   <w:num w:numId="3" w16cid:durableId="1404449977">
-    <w:abstractNumId w:val="9"/>
+    <w:abstractNumId w:val="18"/>
   </w:num>
   <w:num w:numId="4" w16cid:durableId="1297488822">
+    <w:abstractNumId w:val="4"/>
+  </w:num>
+  <w:num w:numId="5" w16cid:durableId="1584798051">
     <w:abstractNumId w:val="2"/>
   </w:num>
-  <w:num w:numId="5" w16cid:durableId="1584798051">
-    <w:abstractNumId w:val="1"/>
+  <w:num w:numId="6" w16cid:durableId="1271668117">
+    <w:abstractNumId w:val="15"/>
   </w:num>
-  <w:num w:numId="6" w16cid:durableId="1271668117">
+  <w:num w:numId="7" w16cid:durableId="1504856336">
+    <w:abstractNumId w:val="5"/>
+  </w:num>
+  <w:num w:numId="8" w16cid:durableId="750586074">
     <w:abstractNumId w:val="7"/>
   </w:num>
-  <w:num w:numId="7" w16cid:durableId="1504856336">
-    <w:abstractNumId w:val="3"/>
-  </w:num>
-  <w:num w:numId="8" w16cid:durableId="750586074">
-    <w:abstractNumId w:val="4"/>
-  </w:num>
   <w:num w:numId="9" w16cid:durableId="689919120">
-    <w:abstractNumId w:val="12"/>
+    <w:abstractNumId w:val="22"/>
   </w:num>
   <w:num w:numId="10" w16cid:durableId="1981612148">
-    <w:abstractNumId w:val="11"/>
+    <w:abstractNumId w:val="20"/>
   </w:num>
   <w:num w:numId="11" w16cid:durableId="1479223605">
     <w:abstractNumId w:val="0"/>
@@ -5566,25 +6879,55 @@
     </w:lvlOverride>
   </w:num>
   <w:num w:numId="12" w16cid:durableId="1591892067">
+    <w:abstractNumId w:val="27"/>
+  </w:num>
+  <w:num w:numId="13" w16cid:durableId="133959471">
+    <w:abstractNumId w:val="14"/>
+  </w:num>
+  <w:num w:numId="14" w16cid:durableId="1789621213">
+    <w:abstractNumId w:val="10"/>
+  </w:num>
+  <w:num w:numId="15" w16cid:durableId="151063501">
+    <w:abstractNumId w:val="26"/>
+  </w:num>
+  <w:num w:numId="16" w16cid:durableId="1497722079">
+    <w:abstractNumId w:val="25"/>
+  </w:num>
+  <w:num w:numId="17" w16cid:durableId="1166631378">
+    <w:abstractNumId w:val="19"/>
+  </w:num>
+  <w:num w:numId="18" w16cid:durableId="855776573">
+    <w:abstractNumId w:val="23"/>
+  </w:num>
+  <w:num w:numId="19" w16cid:durableId="1333876392">
     <w:abstractNumId w:val="17"/>
   </w:num>
-  <w:num w:numId="13" w16cid:durableId="133959471">
+  <w:num w:numId="20" w16cid:durableId="660349719">
+    <w:abstractNumId w:val="13"/>
+  </w:num>
+  <w:num w:numId="21" w16cid:durableId="917327887">
+    <w:abstractNumId w:val="3"/>
+  </w:num>
+  <w:num w:numId="22" w16cid:durableId="1998334992">
+    <w:abstractNumId w:val="1"/>
+  </w:num>
+  <w:num w:numId="23" w16cid:durableId="1576084493">
     <w:abstractNumId w:val="6"/>
   </w:num>
-  <w:num w:numId="14" w16cid:durableId="1789621213">
-    <w:abstractNumId w:val="5"/>
+  <w:num w:numId="24" w16cid:durableId="560797382">
+    <w:abstractNumId w:val="11"/>
   </w:num>
-  <w:num w:numId="15" w16cid:durableId="151063501">
-    <w:abstractNumId w:val="16"/>
+  <w:num w:numId="25" w16cid:durableId="1569152617">
+    <w:abstractNumId w:val="21"/>
   </w:num>
-  <w:num w:numId="16" w16cid:durableId="1497722079">
-    <w:abstractNumId w:val="15"/>
+  <w:num w:numId="26" w16cid:durableId="170872673">
+    <w:abstractNumId w:val="12"/>
   </w:num>
-  <w:num w:numId="17" w16cid:durableId="1166631378">
-    <w:abstractNumId w:val="10"/>
+  <w:num w:numId="27" w16cid:durableId="1260989925">
+    <w:abstractNumId w:val="9"/>
   </w:num>
-  <w:num w:numId="18" w16cid:durableId="855776573">
-    <w:abstractNumId w:val="13"/>
+  <w:num w:numId="28" w16cid:durableId="1100904782">
+    <w:abstractNumId w:val="8"/>
   </w:num>
 </w:numbering>
 </file>
@@ -6067,7 +7410,6 @@
   <w:style w:type="character" w:default="1" w:styleId="DefaultParagraphFont">
     <w:name w:val="Default Paragraph Font"/>
     <w:uiPriority w:val="1"/>
-    <w:semiHidden/>
     <w:unhideWhenUsed/>
   </w:style>
   <w:style w:type="table" w:default="1" w:styleId="TableNormal">
@@ -6187,6 +7529,27 @@
       <w:color w:val="605E5C"/>
       <w:shd w:val="clear" w:color="auto" w:fill="E1DFDD"/>
     </w:rPr>
+  </w:style>
+  <w:style w:type="paragraph" w:customStyle="1" w:styleId="qwen-markdown-list-item">
+    <w:name w:val="qwen-markdown-list-item"/>
+    <w:basedOn w:val="Normal"/>
+    <w:rsid w:val="00224939"/>
+    <w:pPr>
+      <w:spacing w:before="100" w:beforeAutospacing="1" w:after="100" w:afterAutospacing="1" w:line="240" w:lineRule="auto"/>
+      <w:ind w:left="0" w:firstLine="0"/>
+    </w:pPr>
+    <w:rPr>
+      <w:rFonts w:ascii="Times New Roman" w:eastAsia="Times New Roman" w:hAnsi="Times New Roman" w:cs="Times New Roman"/>
+      <w:color w:val="auto"/>
+      <w:kern w:val="0"/>
+      <w:sz w:val="24"/>
+      <w14:ligatures w14:val="none"/>
+    </w:rPr>
+  </w:style>
+  <w:style w:type="character" w:customStyle="1" w:styleId="qwen-markdown-text">
+    <w:name w:val="qwen-markdown-text"/>
+    <w:basedOn w:val="DefaultParagraphFont"/>
+    <w:rsid w:val="00224939"/>
   </w:style>
 </w:styles>
 </file>
@@ -6484,4 +7847,16 @@
     </a:ext>
   </a:extLst>
 </a:theme>
+</file>
+
+<file path=customXml/item1.xml><?xml version="1.0" encoding="utf-8"?>
+<b:Sources xmlns:b="http://schemas.openxmlformats.org/officeDocument/2006/bibliography" xmlns="http://schemas.openxmlformats.org/officeDocument/2006/bibliography" SelectedStyle="\APASixthEditionOfficeOnline.xsl" StyleName="APA" Version="6"/>
+</file>
+
+<file path=customXml/itemProps1.xml><?xml version="1.0" encoding="utf-8"?>
+<ds:datastoreItem xmlns:ds="http://schemas.openxmlformats.org/officeDocument/2006/customXml" ds:itemID="{F90DF7E5-815B-405D-A57D-3F6913F16A9B}">
+  <ds:schemaRefs>
+    <ds:schemaRef ds:uri="http://schemas.openxmlformats.org/officeDocument/2006/bibliography"/>
+  </ds:schemaRefs>
+</ds:datastoreItem>
 </file>